--- a/docs/BRIDGE_事業計画書_2026.docx
+++ b/docs/BRIDGE_事業計画書_2026.docx
@@ -207,29 +207,7 @@
           <w:sz w:val="22"/>
           <w:szCs w:val="22"/>
         </w:rPr>
-        <w:t xml:space="preserve">AI活用術の記事・動画・ニュースは溢れている。しかし世界中の大半のユーザーは、AIに恋愛相談・メール作成・翻訳しか頼んでいない。</w:t>
-      </w:r>
-    </w:p>
-    <w:p>
-      <w:pPr>
-        <w:spacing w:after="60" w:before="60"/>
-      </w:pPr>
-      <w:r>
-        <w:t xml:space="preserve"/>
-      </w:r>
-    </w:p>
-    <w:p>
-      <w:pPr>
-        <w:spacing w:after="80" w:before="80"/>
-      </w:pPr>
-      <w:r>
-        <w:rPr>
-          <w:rFonts w:ascii="Arial" w:cs="Arial" w:eastAsia="Arial" w:hAnsi="Arial"/>
-          <w:color w:val="333333"/>
-          <w:sz w:val="22"/>
-          <w:szCs w:val="22"/>
-        </w:rPr>
-        <w:t xml:space="preserve">それはユーザーのせいではない。「何を聞けばいいか」を知らなければ、AIはただの検索エンジンで終わる。人間とAIの間に、橋がないからだ。</w:t>
+        <w:t xml:space="preserve">AI活用術の記事・動画・ニュースは溢れている。しかし世界中の大半のユーザーは、AIに恋愛相談・メール作成・翻訳しか頼んでいない。それはユーザーのせいではない。「何を聞けばいいか」を知らなければ、AIはただの検索エンジンで終わる。人間とAIの間に、橋がないからだ。</w:t>
       </w:r>
     </w:p>
     <w:p>
@@ -626,35 +604,13 @@
       <w:r>
         <w:rPr>
           <w:rFonts w:ascii="Arial" w:cs="Arial" w:eastAsia="Arial" w:hAnsi="Arial"/>
-          <w:color w:val="333333"/>
-          <w:sz w:val="22"/>
-          <w:szCs w:val="22"/>
-        </w:rPr>
-        <w:t xml:space="preserve">一部の企業は新入社員にAIを使わせない。「なぜそのコードなのかをAIがそう言ったからとしか言えない状態を避けたい」から。しかし解決策はAIを禁止することではない。AIが「なぜそうなのか」を自動で教える設計にすることだ。</w:t>
-      </w:r>
-    </w:p>
-    <w:p>
-      <w:pPr>
-        <w:spacing w:after="60" w:before="60"/>
-      </w:pPr>
-      <w:r>
-        <w:t xml:space="preserve"/>
-      </w:r>
-    </w:p>
-    <w:p>
-      <w:pPr>
-        <w:spacing w:after="80" w:before="80"/>
-      </w:pPr>
-      <w:r>
-        <w:rPr>
-          <w:rFonts w:ascii="Arial" w:cs="Arial" w:eastAsia="Arial" w:hAnsi="Arial"/>
           <w:b/>
           <w:bCs/>
           <w:color w:val="333333"/>
           <w:sz w:val="22"/>
           <w:szCs w:val="22"/>
         </w:rPr>
-        <w:t xml:space="preserve">BRIDGEは使うたびに「理由・選択肢・根拠」が自然に身につく。AIに依存するのではなく、AIと共に成長する。</w:t>
+        <w:t xml:space="preserve">一部の企業は新入社員にAIを使わせない。しかし解決策はAIを禁止することではない。AIが「なぜそうなのか」を自動で教える設計にすることだ。BRIDGEは使うたびに「理由・選択肢・根拠」が自然に身につく。AIに依存するのではなく、AIと共に成長する。</w:t>
       </w:r>
     </w:p>
     <w:p>
@@ -1313,7 +1269,7 @@
           <w:sz w:val="22"/>
           <w:szCs w:val="22"/>
         </w:rPr>
-        <w:t xml:space="preserve">Step 2：BRIDGEが裏でプロンプトを最適化して各AIに投げる</w:t>
+        <w:t xml:space="preserve">Step 2：BRIDGEが裏でプロンプトを自動最適化して各AIに投げる</w:t>
       </w:r>
     </w:p>
     <w:p>
@@ -1545,6 +1501,293 @@
         <w:t xml:space="preserve">つまずきポイントを網羅したFAQを整備</w:t>
       </w:r>
     </w:p>
+    <w:p>
+      <w:pPr>
+        <w:spacing w:after="60" w:before="60"/>
+      </w:pPr>
+      <w:r>
+        <w:t xml:space="preserve"/>
+      </w:r>
+    </w:p>
+    <w:p>
+      <w:pPr>
+        <w:pStyle w:val="Heading2"/>
+        <w:spacing w:after="120" w:before="280"/>
+      </w:pPr>
+      <w:r>
+        <w:rPr>
+          <w:rFonts w:ascii="Arial" w:cs="Arial" w:eastAsia="Arial" w:hAnsi="Arial"/>
+          <w:b/>
+          <w:bCs/>
+          <w:color w:val="333333"/>
+          <w:sz w:val="26"/>
+          <w:szCs w:val="26"/>
+        </w:rPr>
+        <w:t xml:space="preserve">参考：各APIコストの目安</w:t>
+      </w:r>
+    </w:p>
+    <w:tbl>
+      <w:tblPr>
+        <w:tblW w:type="dxa" w:w="9026"/>
+        <w:tblBorders>
+          <w:top w:val="single" w:color="auto" w:sz="4"/>
+          <w:left w:val="single" w:color="auto" w:sz="4"/>
+          <w:bottom w:val="single" w:color="auto" w:sz="4"/>
+          <w:right w:val="single" w:color="auto" w:sz="4"/>
+          <w:insideH w:val="single" w:color="auto" w:sz="4"/>
+          <w:insideV w:val="single" w:color="auto" w:sz="4"/>
+        </w:tblBorders>
+      </w:tblPr>
+      <w:tblGrid>
+        <w:gridCol w:w="3000"/>
+        <w:gridCol w:w="6026"/>
+      </w:tblGrid>
+      <w:tr>
+        <w:tc>
+          <w:tcPr>
+            <w:tcW w:type="dxa" w:w="3000"/>
+            <w:tcBorders>
+              <w:top w:val="single" w:color="DDDDDD" w:sz="1"/>
+              <w:left w:val="single" w:color="DDDDDD" w:sz="1"/>
+              <w:bottom w:val="single" w:color="DDDDDD" w:sz="1"/>
+              <w:right w:val="single" w:color="DDDDDD" w:sz="1"/>
+            </w:tcBorders>
+            <w:shd w:fill="E8F0F8" w:val="clear"/>
+            <w:tcMar>
+              <w:top w:type="dxa" w:w="100"/>
+              <w:left w:type="dxa" w:w="140"/>
+              <w:bottom w:type="dxa" w:w="100"/>
+              <w:right w:type="dxa" w:w="140"/>
+            </w:tcMar>
+          </w:tcPr>
+          <w:p>
+            <w:r>
+              <w:rPr>
+                <w:rFonts w:ascii="Arial" w:cs="Arial" w:eastAsia="Arial" w:hAnsi="Arial"/>
+                <w:b/>
+                <w:bCs/>
+                <w:color w:val="1A6BB5"/>
+                <w:sz w:val="22"/>
+                <w:szCs w:val="22"/>
+              </w:rPr>
+              <w:t xml:space="preserve">OpenAI（GPT）</w:t>
+            </w:r>
+          </w:p>
+        </w:tc>
+        <w:tc>
+          <w:tcPr>
+            <w:tcW w:type="dxa" w:w="6026"/>
+            <w:tcBorders>
+              <w:top w:val="single" w:color="DDDDDD" w:sz="1"/>
+              <w:left w:val="single" w:color="DDDDDD" w:sz="1"/>
+              <w:bottom w:val="single" w:color="DDDDDD" w:sz="1"/>
+              <w:right w:val="single" w:color="DDDDDD" w:sz="1"/>
+            </w:tcBorders>
+            <w:tcMar>
+              <w:top w:type="dxa" w:w="100"/>
+              <w:left w:type="dxa" w:w="140"/>
+              <w:bottom w:type="dxa" w:w="100"/>
+              <w:right w:type="dxa" w:w="140"/>
+            </w:tcMar>
+          </w:tcPr>
+          <w:p>
+            <w:r>
+              <w:rPr>
+                <w:rFonts w:ascii="Arial" w:cs="Arial" w:eastAsia="Arial" w:hAnsi="Arial"/>
+                <w:color w:val="333333"/>
+                <w:sz w:val="22"/>
+                <w:szCs w:val="22"/>
+              </w:rPr>
+              <w:t xml:space="preserve">無料枠なし・従量課金。1回の議論で数円レベル。</w:t>
+            </w:r>
+          </w:p>
+        </w:tc>
+      </w:tr>
+      <w:tr>
+        <w:tc>
+          <w:tcPr>
+            <w:tcW w:type="dxa" w:w="3000"/>
+            <w:tcBorders>
+              <w:top w:val="single" w:color="DDDDDD" w:sz="1"/>
+              <w:left w:val="single" w:color="DDDDDD" w:sz="1"/>
+              <w:bottom w:val="single" w:color="DDDDDD" w:sz="1"/>
+              <w:right w:val="single" w:color="DDDDDD" w:sz="1"/>
+            </w:tcBorders>
+            <w:shd w:fill="E8F0F8" w:val="clear"/>
+            <w:tcMar>
+              <w:top w:type="dxa" w:w="100"/>
+              <w:left w:type="dxa" w:w="140"/>
+              <w:bottom w:type="dxa" w:w="100"/>
+              <w:right w:type="dxa" w:w="140"/>
+            </w:tcMar>
+          </w:tcPr>
+          <w:p>
+            <w:r>
+              <w:rPr>
+                <w:rFonts w:ascii="Arial" w:cs="Arial" w:eastAsia="Arial" w:hAnsi="Arial"/>
+                <w:b/>
+                <w:bCs/>
+                <w:color w:val="1A6BB5"/>
+                <w:sz w:val="22"/>
+                <w:szCs w:val="22"/>
+              </w:rPr>
+              <w:t xml:space="preserve">Anthropic（Claude）</w:t>
+            </w:r>
+          </w:p>
+        </w:tc>
+        <w:tc>
+          <w:tcPr>
+            <w:tcW w:type="dxa" w:w="6026"/>
+            <w:tcBorders>
+              <w:top w:val="single" w:color="DDDDDD" w:sz="1"/>
+              <w:left w:val="single" w:color="DDDDDD" w:sz="1"/>
+              <w:bottom w:val="single" w:color="DDDDDD" w:sz="1"/>
+              <w:right w:val="single" w:color="DDDDDD" w:sz="1"/>
+            </w:tcBorders>
+            <w:tcMar>
+              <w:top w:type="dxa" w:w="100"/>
+              <w:left w:type="dxa" w:w="140"/>
+              <w:bottom w:type="dxa" w:w="100"/>
+              <w:right w:type="dxa" w:w="140"/>
+            </w:tcMar>
+          </w:tcPr>
+          <w:p>
+            <w:r>
+              <w:rPr>
+                <w:rFonts w:ascii="Arial" w:cs="Arial" w:eastAsia="Arial" w:hAnsi="Arial"/>
+                <w:color w:val="333333"/>
+                <w:sz w:val="22"/>
+                <w:szCs w:val="22"/>
+              </w:rPr>
+              <w:t xml:space="preserve">無料枠なし・従量課金。同じく安い。</w:t>
+            </w:r>
+          </w:p>
+        </w:tc>
+      </w:tr>
+      <w:tr>
+        <w:tc>
+          <w:tcPr>
+            <w:tcW w:type="dxa" w:w="3000"/>
+            <w:tcBorders>
+              <w:top w:val="single" w:color="DDDDDD" w:sz="1"/>
+              <w:left w:val="single" w:color="DDDDDD" w:sz="1"/>
+              <w:bottom w:val="single" w:color="DDDDDD" w:sz="1"/>
+              <w:right w:val="single" w:color="DDDDDD" w:sz="1"/>
+            </w:tcBorders>
+            <w:shd w:fill="E8F0F8" w:val="clear"/>
+            <w:tcMar>
+              <w:top w:type="dxa" w:w="100"/>
+              <w:left w:type="dxa" w:w="140"/>
+              <w:bottom w:type="dxa" w:w="100"/>
+              <w:right w:type="dxa" w:w="140"/>
+            </w:tcMar>
+          </w:tcPr>
+          <w:p>
+            <w:r>
+              <w:rPr>
+                <w:rFonts w:ascii="Arial" w:cs="Arial" w:eastAsia="Arial" w:hAnsi="Arial"/>
+                <w:b/>
+                <w:bCs/>
+                <w:color w:val="1A6BB5"/>
+                <w:sz w:val="22"/>
+                <w:szCs w:val="22"/>
+              </w:rPr>
+              <w:t xml:space="preserve">Google（Gemini）</w:t>
+            </w:r>
+          </w:p>
+        </w:tc>
+        <w:tc>
+          <w:tcPr>
+            <w:tcW w:type="dxa" w:w="6026"/>
+            <w:tcBorders>
+              <w:top w:val="single" w:color="DDDDDD" w:sz="1"/>
+              <w:left w:val="single" w:color="DDDDDD" w:sz="1"/>
+              <w:bottom w:val="single" w:color="DDDDDD" w:sz="1"/>
+              <w:right w:val="single" w:color="DDDDDD" w:sz="1"/>
+            </w:tcBorders>
+            <w:tcMar>
+              <w:top w:type="dxa" w:w="100"/>
+              <w:left w:type="dxa" w:w="140"/>
+              <w:bottom w:type="dxa" w:w="100"/>
+              <w:right w:type="dxa" w:w="140"/>
+            </w:tcMar>
+          </w:tcPr>
+          <w:p>
+            <w:r>
+              <w:rPr>
+                <w:rFonts w:ascii="Arial" w:cs="Arial" w:eastAsia="Arial" w:hAnsi="Arial"/>
+                <w:color w:val="333333"/>
+                <w:sz w:val="22"/>
+                <w:szCs w:val="22"/>
+              </w:rPr>
+              <w:t xml:space="preserve">Gemini 2.0 Flash：1日1,500リクエスト無料枠あり。</w:t>
+            </w:r>
+          </w:p>
+        </w:tc>
+      </w:tr>
+      <w:tr>
+        <w:tc>
+          <w:tcPr>
+            <w:tcW w:type="dxa" w:w="3000"/>
+            <w:tcBorders>
+              <w:top w:val="single" w:color="DDDDDD" w:sz="1"/>
+              <w:left w:val="single" w:color="DDDDDD" w:sz="1"/>
+              <w:bottom w:val="single" w:color="DDDDDD" w:sz="1"/>
+              <w:right w:val="single" w:color="DDDDDD" w:sz="1"/>
+            </w:tcBorders>
+            <w:shd w:fill="E8F0F8" w:val="clear"/>
+            <w:tcMar>
+              <w:top w:type="dxa" w:w="100"/>
+              <w:left w:type="dxa" w:w="140"/>
+              <w:bottom w:type="dxa" w:w="100"/>
+              <w:right w:type="dxa" w:w="140"/>
+            </w:tcMar>
+          </w:tcPr>
+          <w:p>
+            <w:r>
+              <w:rPr>
+                <w:rFonts w:ascii="Arial" w:cs="Arial" w:eastAsia="Arial" w:hAnsi="Arial"/>
+                <w:b/>
+                <w:bCs/>
+                <w:color w:val="1A6BB5"/>
+                <w:sz w:val="22"/>
+                <w:szCs w:val="22"/>
+              </w:rPr>
+              <w:t xml:space="preserve">ユーザーの月額APIコスト目安</w:t>
+            </w:r>
+          </w:p>
+        </w:tc>
+        <w:tc>
+          <w:tcPr>
+            <w:tcW w:type="dxa" w:w="6026"/>
+            <w:tcBorders>
+              <w:top w:val="single" w:color="DDDDDD" w:sz="1"/>
+              <w:left w:val="single" w:color="DDDDDD" w:sz="1"/>
+              <w:bottom w:val="single" w:color="DDDDDD" w:sz="1"/>
+              <w:right w:val="single" w:color="DDDDDD" w:sz="1"/>
+            </w:tcBorders>
+            <w:tcMar>
+              <w:top w:type="dxa" w:w="100"/>
+              <w:left w:type="dxa" w:w="140"/>
+              <w:bottom w:type="dxa" w:w="100"/>
+              <w:right w:type="dxa" w:w="140"/>
+            </w:tcMar>
+          </w:tcPr>
+          <w:p>
+            <w:r>
+              <w:rPr>
+                <w:rFonts w:ascii="Arial" w:cs="Arial" w:eastAsia="Arial" w:hAnsi="Arial"/>
+                <w:color w:val="333333"/>
+                <w:sz w:val="22"/>
+                <w:szCs w:val="22"/>
+              </w:rPr>
+              <w:t xml:space="preserve">ライトユーザー（1日5回）→月数百円以下
+ヘビーユーザー（1日50回）→月数千円</w:t>
+            </w:r>
+          </w:p>
+        </w:tc>
+      </w:tr>
+    </w:tbl>
     <w:p>
       <w:pPr>
         <w:spacing w:after="60" w:before="60"/>
@@ -2743,7 +2986,7 @@
                 <w:sz w:val="22"/>
                 <w:szCs w:val="22"/>
               </w:rPr>
-              <w:t xml:space="preserve">議論順番カスタマイズ</w:t>
+              <w:t xml:space="preserve">議論モード選択</w:t>
             </w:r>
           </w:p>
         </w:tc>
@@ -2771,7 +3014,8 @@
                 <w:sz w:val="22"/>
                 <w:szCs w:val="22"/>
               </w:rPr>
-              <w:t xml:space="preserve">GPT→Claude→Gemini などの順番をユーザーが自由に設定可能</w:t>
+              <w:t xml:space="preserve">ディープモード（直列）：前のAIの回答を踏まえて順番に議論。深さが出る。
+ブレストモード（並列）：3AIが同時に考えて、BRIDGEが統合。幅が出る。</w:t>
             </w:r>
           </w:p>
         </w:tc>
@@ -2804,7 +3048,7 @@
                 <w:sz w:val="22"/>
                 <w:szCs w:val="22"/>
               </w:rPr>
-              <w:t xml:space="preserve">役割カスタマイズ</w:t>
+              <w:t xml:space="preserve">議論順番カスタマイズ</w:t>
             </w:r>
           </w:p>
         </w:tc>
@@ -2832,7 +3076,7 @@
                 <w:sz w:val="22"/>
                 <w:szCs w:val="22"/>
               </w:rPr>
-              <w:t xml:space="preserve">各AIに「発散担当」「批判担当」「統合担当」などのロールを割り当て可能</w:t>
+              <w:t xml:space="preserve">ディープモード時、GPT→Claude→Gemini などの順番をユーザーが自由に設定可能</w:t>
             </w:r>
           </w:p>
         </w:tc>
@@ -2865,7 +3109,7 @@
                 <w:sz w:val="22"/>
                 <w:szCs w:val="22"/>
               </w:rPr>
-              <w:t xml:space="preserve">デフォルト役割設定</w:t>
+              <w:t xml:space="preserve">役割カスタマイズ</w:t>
             </w:r>
           </w:p>
         </w:tc>
@@ -2893,7 +3137,7 @@
                 <w:sz w:val="22"/>
                 <w:szCs w:val="22"/>
               </w:rPr>
-              <w:t xml:space="preserve">GPT＝発散・仮説出し　Claude＝批判・論理整理　Gemini＝統合・結論</w:t>
+              <w:t xml:space="preserve">各AIに「発散担当」「批判担当」「統合担当」などのロールを割り当て可能</w:t>
             </w:r>
           </w:p>
         </w:tc>
@@ -2926,6 +3170,67 @@
                 <w:sz w:val="22"/>
                 <w:szCs w:val="22"/>
               </w:rPr>
+              <w:t xml:space="preserve">デフォルト役割設定</w:t>
+            </w:r>
+          </w:p>
+        </w:tc>
+        <w:tc>
+          <w:tcPr>
+            <w:tcW w:type="dxa" w:w="6026"/>
+            <w:tcBorders>
+              <w:top w:val="single" w:color="DDDDDD" w:sz="1"/>
+              <w:left w:val="single" w:color="DDDDDD" w:sz="1"/>
+              <w:bottom w:val="single" w:color="DDDDDD" w:sz="1"/>
+              <w:right w:val="single" w:color="DDDDDD" w:sz="1"/>
+            </w:tcBorders>
+            <w:tcMar>
+              <w:top w:type="dxa" w:w="100"/>
+              <w:left w:type="dxa" w:w="140"/>
+              <w:bottom w:type="dxa" w:w="100"/>
+              <w:right w:type="dxa" w:w="140"/>
+            </w:tcMar>
+          </w:tcPr>
+          <w:p>
+            <w:r>
+              <w:rPr>
+                <w:rFonts w:ascii="Arial" w:cs="Arial" w:eastAsia="Arial" w:hAnsi="Arial"/>
+                <w:color w:val="333333"/>
+                <w:sz w:val="22"/>
+                <w:szCs w:val="22"/>
+              </w:rPr>
+              <w:t xml:space="preserve">GPT＝発散・仮説出し　Claude＝批判・論理整理　Gemini＝統合・結論</w:t>
+            </w:r>
+          </w:p>
+        </w:tc>
+      </w:tr>
+      <w:tr>
+        <w:tc>
+          <w:tcPr>
+            <w:tcW w:type="dxa" w:w="3000"/>
+            <w:tcBorders>
+              <w:top w:val="single" w:color="DDDDDD" w:sz="1"/>
+              <w:left w:val="single" w:color="DDDDDD" w:sz="1"/>
+              <w:bottom w:val="single" w:color="DDDDDD" w:sz="1"/>
+              <w:right w:val="single" w:color="DDDDDD" w:sz="1"/>
+            </w:tcBorders>
+            <w:shd w:fill="E8F0F8" w:val="clear"/>
+            <w:tcMar>
+              <w:top w:type="dxa" w:w="100"/>
+              <w:left w:type="dxa" w:w="140"/>
+              <w:bottom w:type="dxa" w:w="100"/>
+              <w:right w:type="dxa" w:w="140"/>
+            </w:tcMar>
+          </w:tcPr>
+          <w:p>
+            <w:r>
+              <w:rPr>
+                <w:rFonts w:ascii="Arial" w:cs="Arial" w:eastAsia="Arial" w:hAnsi="Arial"/>
+                <w:b/>
+                <w:bCs/>
+                <w:color w:val="1A6BB5"/>
+                <w:sz w:val="22"/>
+                <w:szCs w:val="22"/>
+              </w:rPr>
               <w:t xml:space="preserve">プロンプト自動最適化</w:t>
             </w:r>
           </w:p>
@@ -2954,7 +3259,7 @@
                 <w:sz w:val="22"/>
                 <w:szCs w:val="22"/>
               </w:rPr>
-              <w:t xml:space="preserve">ユーザーの入力をBRIDGEが裏で最適化。普通に話しかけるだけでAIの力を120%引き出す。</w:t>
+              <w:t xml:space="preserve">ユーザーの入力をBRIDGEが裏で最適化。普通に話しかけるだけでAIの力を120%引き出す。実装済み。</w:t>
             </w:r>
           </w:p>
         </w:tc>
@@ -3283,7 +3588,7 @@
           <w:sz w:val="26"/>
           <w:szCs w:val="26"/>
         </w:rPr>
-        <w:t xml:space="preserve">🔧 UI修正（最優先）</w:t>
+        <w:t xml:space="preserve">✅ 実装済み（v1.0）</w:t>
       </w:r>
     </w:p>
     <w:tbl>
@@ -3330,7 +3635,7 @@
                 <w:sz w:val="22"/>
                 <w:szCs w:val="22"/>
               </w:rPr>
-              <w:t xml:space="preserve">ヘッダーテキスト削除</w:t>
+              <w:t xml:space="preserve">3AI議論フロー</w:t>
             </w:r>
           </w:p>
         </w:tc>
@@ -3358,7 +3663,7 @@
                 <w:sz w:val="22"/>
                 <w:szCs w:val="22"/>
               </w:rPr>
-              <w:t xml:space="preserve">ヘッダーの「マルチAI議論プラットフォーム」テキストを削除。</w:t>
+              <w:t xml:space="preserve">GPT→Claude→Geminiの順番で議論・統合回答を生成</w:t>
             </w:r>
           </w:p>
         </w:tc>
@@ -3391,7 +3696,7 @@
                 <w:sz w:val="22"/>
                 <w:szCs w:val="22"/>
               </w:rPr>
-              <w:t xml:space="preserve">言語設定</w:t>
+              <w:t xml:space="preserve">プロンプト自動最適化</w:t>
             </w:r>
           </w:p>
         </w:tc>
@@ -3419,7 +3724,7 @@
                 <w:sz w:val="22"/>
                 <w:szCs w:val="22"/>
               </w:rPr>
-              <w:t xml:space="preserve">日本語/英語の切り替え機能。</w:t>
+              <w:t xml:space="preserve">ユーザーの入力を各AIの役割に合わせて自動変換</w:t>
             </w:r>
           </w:p>
         </w:tc>
@@ -3452,7 +3757,7 @@
                 <w:sz w:val="22"/>
                 <w:szCs w:val="22"/>
               </w:rPr>
-              <w:t xml:space="preserve">モバイル最適化</w:t>
+              <w:t xml:space="preserve">APIキー設定画面</w:t>
             </w:r>
           </w:p>
         </w:tc>
@@ -3480,7 +3785,251 @@
                 <w:sz w:val="22"/>
                 <w:szCs w:val="22"/>
               </w:rPr>
-              <w:t xml:space="preserve">スマホレイアウトの確認・修正。</w:t>
+              <w:t xml:space="preserve">初回起動時に自動表示。ブラウザのみに保存。</w:t>
+            </w:r>
+          </w:p>
+        </w:tc>
+      </w:tr>
+      <w:tr>
+        <w:tc>
+          <w:tcPr>
+            <w:tcW w:type="dxa" w:w="3000"/>
+            <w:tcBorders>
+              <w:top w:val="single" w:color="DDDDDD" w:sz="1"/>
+              <w:left w:val="single" w:color="DDDDDD" w:sz="1"/>
+              <w:bottom w:val="single" w:color="DDDDDD" w:sz="1"/>
+              <w:right w:val="single" w:color="DDDDDD" w:sz="1"/>
+            </w:tcBorders>
+            <w:shd w:fill="E8F0F8" w:val="clear"/>
+            <w:tcMar>
+              <w:top w:type="dxa" w:w="100"/>
+              <w:left w:type="dxa" w:w="140"/>
+              <w:bottom w:type="dxa" w:w="100"/>
+              <w:right w:type="dxa" w:w="140"/>
+            </w:tcMar>
+          </w:tcPr>
+          <w:p>
+            <w:r>
+              <w:rPr>
+                <w:rFonts w:ascii="Arial" w:cs="Arial" w:eastAsia="Arial" w:hAnsi="Arial"/>
+                <w:b/>
+                <w:bCs/>
+                <w:color w:val="1A6BB5"/>
+                <w:sz w:val="22"/>
+                <w:szCs w:val="22"/>
+              </w:rPr>
+              <w:t xml:space="preserve">サイドバードロワー</w:t>
+            </w:r>
+          </w:p>
+        </w:tc>
+        <w:tc>
+          <w:tcPr>
+            <w:tcW w:type="dxa" w:w="6026"/>
+            <w:tcBorders>
+              <w:top w:val="single" w:color="DDDDDD" w:sz="1"/>
+              <w:left w:val="single" w:color="DDDDDD" w:sz="1"/>
+              <w:bottom w:val="single" w:color="DDDDDD" w:sz="1"/>
+              <w:right w:val="single" w:color="DDDDDD" w:sz="1"/>
+            </w:tcBorders>
+            <w:tcMar>
+              <w:top w:type="dxa" w:w="100"/>
+              <w:left w:type="dxa" w:w="140"/>
+              <w:bottom w:type="dxa" w:w="100"/>
+              <w:right w:type="dxa" w:w="140"/>
+            </w:tcMar>
+          </w:tcPr>
+          <w:p>
+            <w:r>
+              <w:rPr>
+                <w:rFonts w:ascii="Arial" w:cs="Arial" w:eastAsia="Arial" w:hAnsi="Arial"/>
+                <w:color w:val="333333"/>
+                <w:sz w:val="22"/>
+                <w:szCs w:val="22"/>
+              </w:rPr>
+              <w:t xml:space="preserve">ハンバーガーメニューでスライド表示。スター付き・最近の議論・マイページ・設定。</w:t>
+            </w:r>
+          </w:p>
+        </w:tc>
+      </w:tr>
+      <w:tr>
+        <w:tc>
+          <w:tcPr>
+            <w:tcW w:type="dxa" w:w="3000"/>
+            <w:tcBorders>
+              <w:top w:val="single" w:color="DDDDDD" w:sz="1"/>
+              <w:left w:val="single" w:color="DDDDDD" w:sz="1"/>
+              <w:bottom w:val="single" w:color="DDDDDD" w:sz="1"/>
+              <w:right w:val="single" w:color="DDDDDD" w:sz="1"/>
+            </w:tcBorders>
+            <w:shd w:fill="E8F0F8" w:val="clear"/>
+            <w:tcMar>
+              <w:top w:type="dxa" w:w="100"/>
+              <w:left w:type="dxa" w:w="140"/>
+              <w:bottom w:type="dxa" w:w="100"/>
+              <w:right w:type="dxa" w:w="140"/>
+            </w:tcMar>
+          </w:tcPr>
+          <w:p>
+            <w:r>
+              <w:rPr>
+                <w:rFonts w:ascii="Arial" w:cs="Arial" w:eastAsia="Arial" w:hAnsi="Arial"/>
+                <w:b/>
+                <w:bCs/>
+                <w:color w:val="1A6BB5"/>
+                <w:sz w:val="22"/>
+                <w:szCs w:val="22"/>
+              </w:rPr>
+              <w:t xml:space="preserve">アコーディオン表示</w:t>
+            </w:r>
+          </w:p>
+        </w:tc>
+        <w:tc>
+          <w:tcPr>
+            <w:tcW w:type="dxa" w:w="6026"/>
+            <w:tcBorders>
+              <w:top w:val="single" w:color="DDDDDD" w:sz="1"/>
+              <w:left w:val="single" w:color="DDDDDD" w:sz="1"/>
+              <w:bottom w:val="single" w:color="DDDDDD" w:sz="1"/>
+              <w:right w:val="single" w:color="DDDDDD" w:sz="1"/>
+            </w:tcBorders>
+            <w:tcMar>
+              <w:top w:type="dxa" w:w="100"/>
+              <w:left w:type="dxa" w:w="140"/>
+              <w:bottom w:type="dxa" w:w="100"/>
+              <w:right w:type="dxa" w:w="140"/>
+            </w:tcMar>
+          </w:tcPr>
+          <w:p>
+            <w:r>
+              <w:rPr>
+                <w:rFonts w:ascii="Arial" w:cs="Arial" w:eastAsia="Arial" w:hAnsi="Arial"/>
+                <w:color w:val="333333"/>
+                <w:sz w:val="22"/>
+                <w:szCs w:val="22"/>
+              </w:rPr>
+              <w:t xml:space="preserve">各AIの回答を1行サマリーで折りたたみ、クリックで全文表示。</w:t>
+            </w:r>
+          </w:p>
+        </w:tc>
+      </w:tr>
+      <w:tr>
+        <w:tc>
+          <w:tcPr>
+            <w:tcW w:type="dxa" w:w="3000"/>
+            <w:tcBorders>
+              <w:top w:val="single" w:color="DDDDDD" w:sz="1"/>
+              <w:left w:val="single" w:color="DDDDDD" w:sz="1"/>
+              <w:bottom w:val="single" w:color="DDDDDD" w:sz="1"/>
+              <w:right w:val="single" w:color="DDDDDD" w:sz="1"/>
+            </w:tcBorders>
+            <w:shd w:fill="E8F0F8" w:val="clear"/>
+            <w:tcMar>
+              <w:top w:type="dxa" w:w="100"/>
+              <w:left w:type="dxa" w:w="140"/>
+              <w:bottom w:type="dxa" w:w="100"/>
+              <w:right w:type="dxa" w:w="140"/>
+            </w:tcMar>
+          </w:tcPr>
+          <w:p>
+            <w:r>
+              <w:rPr>
+                <w:rFonts w:ascii="Arial" w:cs="Arial" w:eastAsia="Arial" w:hAnsi="Arial"/>
+                <w:b/>
+                <w:bCs/>
+                <w:color w:val="1A6BB5"/>
+                <w:sz w:val="22"/>
+                <w:szCs w:val="22"/>
+              </w:rPr>
+              <w:t xml:space="preserve">モバイル対応</w:t>
+            </w:r>
+          </w:p>
+        </w:tc>
+        <w:tc>
+          <w:tcPr>
+            <w:tcW w:type="dxa" w:w="6026"/>
+            <w:tcBorders>
+              <w:top w:val="single" w:color="DDDDDD" w:sz="1"/>
+              <w:left w:val="single" w:color="DDDDDD" w:sz="1"/>
+              <w:bottom w:val="single" w:color="DDDDDD" w:sz="1"/>
+              <w:right w:val="single" w:color="DDDDDD" w:sz="1"/>
+            </w:tcBorders>
+            <w:tcMar>
+              <w:top w:type="dxa" w:w="100"/>
+              <w:left w:type="dxa" w:w="140"/>
+              <w:bottom w:type="dxa" w:w="100"/>
+              <w:right w:type="dxa" w:w="140"/>
+            </w:tcMar>
+          </w:tcPr>
+          <w:p>
+            <w:r>
+              <w:rPr>
+                <w:rFonts w:ascii="Arial" w:cs="Arial" w:eastAsia="Arial" w:hAnsi="Arial"/>
+                <w:color w:val="333333"/>
+                <w:sz w:val="22"/>
+                <w:szCs w:val="22"/>
+              </w:rPr>
+              <w:t xml:space="preserve">スマホブラウザで快適に使えるレスポンシブ設計。</w:t>
+            </w:r>
+          </w:p>
+        </w:tc>
+      </w:tr>
+      <w:tr>
+        <w:tc>
+          <w:tcPr>
+            <w:tcW w:type="dxa" w:w="3000"/>
+            <w:tcBorders>
+              <w:top w:val="single" w:color="DDDDDD" w:sz="1"/>
+              <w:left w:val="single" w:color="DDDDDD" w:sz="1"/>
+              <w:bottom w:val="single" w:color="DDDDDD" w:sz="1"/>
+              <w:right w:val="single" w:color="DDDDDD" w:sz="1"/>
+            </w:tcBorders>
+            <w:shd w:fill="E8F0F8" w:val="clear"/>
+            <w:tcMar>
+              <w:top w:type="dxa" w:w="100"/>
+              <w:left w:type="dxa" w:w="140"/>
+              <w:bottom w:type="dxa" w:w="100"/>
+              <w:right w:type="dxa" w:w="140"/>
+            </w:tcMar>
+          </w:tcPr>
+          <w:p>
+            <w:r>
+              <w:rPr>
+                <w:rFonts w:ascii="Arial" w:cs="Arial" w:eastAsia="Arial" w:hAnsi="Arial"/>
+                <w:b/>
+                <w:bCs/>
+                <w:color w:val="1A6BB5"/>
+                <w:sz w:val="22"/>
+                <w:szCs w:val="22"/>
+              </w:rPr>
+              <w:t xml:space="preserve">ヘッダー修正</w:t>
+            </w:r>
+          </w:p>
+        </w:tc>
+        <w:tc>
+          <w:tcPr>
+            <w:tcW w:type="dxa" w:w="6026"/>
+            <w:tcBorders>
+              <w:top w:val="single" w:color="DDDDDD" w:sz="1"/>
+              <w:left w:val="single" w:color="DDDDDD" w:sz="1"/>
+              <w:bottom w:val="single" w:color="DDDDDD" w:sz="1"/>
+              <w:right w:val="single" w:color="DDDDDD" w:sz="1"/>
+            </w:tcBorders>
+            <w:tcMar>
+              <w:top w:type="dxa" w:w="100"/>
+              <w:left w:type="dxa" w:w="140"/>
+              <w:bottom w:type="dxa" w:w="100"/>
+              <w:right w:type="dxa" w:w="140"/>
+            </w:tcMar>
+          </w:tcPr>
+          <w:p>
+            <w:r>
+              <w:rPr>
+                <w:rFonts w:ascii="Arial" w:cs="Arial" w:eastAsia="Arial" w:hAnsi="Arial"/>
+                <w:color w:val="333333"/>
+                <w:sz w:val="22"/>
+                <w:szCs w:val="22"/>
+              </w:rPr>
+              <w:t xml:space="preserve">「マルチAI議論プラットフォーム」テキストを削除。</w:t>
             </w:r>
           </w:p>
         </w:tc>
@@ -3508,7 +4057,7 @@
           <w:sz w:val="26"/>
           <w:szCs w:val="26"/>
         </w:rPr>
-        <w:t xml:space="preserve">🔥 絶対ほしい機能</w:t>
+        <w:t xml:space="preserve">🔥 次のバージョンで入れる機能</w:t>
       </w:r>
     </w:p>
     <w:tbl>
@@ -3555,7 +4104,7 @@
                 <w:sz w:val="22"/>
                 <w:szCs w:val="22"/>
               </w:rPr>
-              <w:t xml:space="preserve">議論の保存・エクスポート</w:t>
+              <w:t xml:space="preserve">議論モード選択</w:t>
             </w:r>
           </w:p>
         </w:tc>
@@ -3583,7 +4132,7 @@
                 <w:sz w:val="22"/>
                 <w:szCs w:val="22"/>
               </w:rPr>
-              <w:t xml:space="preserve">終わった議論をPDF/テキストで保存。ログ管理はユーザーに委ねる（ローカル or クラウド）。</w:t>
+              <w:t xml:space="preserve">ディープモード（直列・順番選択可）/ ブレストモード（並列）</w:t>
             </w:r>
           </w:p>
         </w:tc>
@@ -3616,7 +4165,7 @@
                 <w:sz w:val="22"/>
                 <w:szCs w:val="22"/>
               </w:rPr>
-              <w:t xml:space="preserve">議論のやり直し（リトライ）</w:t>
+              <w:t xml:space="preserve">議論の保存・エクスポート</w:t>
             </w:r>
           </w:p>
         </w:tc>
@@ -3644,7 +4193,7 @@
                 <w:sz w:val="22"/>
                 <w:szCs w:val="22"/>
               </w:rPr>
-              <w:t xml:space="preserve">同じ質問で別の角度から再議論できるボタン。</w:t>
+              <w:t xml:space="preserve">終わった議論をPDF/テキストで保存。</w:t>
             </w:r>
           </w:p>
         </w:tc>
@@ -3677,7 +4226,7 @@
                 <w:sz w:val="22"/>
                 <w:szCs w:val="22"/>
               </w:rPr>
-              <w:t xml:space="preserve">深掘りラウンド</w:t>
+              <w:t xml:space="preserve">議論のやり直し（リトライ）</w:t>
             </w:r>
           </w:p>
         </w:tc>
@@ -3705,7 +4254,7 @@
                 <w:sz w:val="22"/>
                 <w:szCs w:val="22"/>
               </w:rPr>
-              <w:t xml:space="preserve">統合回答後に「さらに深掘り」ボタンで第2ラウンドを開始。</w:t>
+              <w:t xml:space="preserve">同じ質問で別の角度から再議論できるボタン。</w:t>
             </w:r>
           </w:p>
         </w:tc>
@@ -3738,6 +4287,67 @@
                 <w:sz w:val="22"/>
                 <w:szCs w:val="22"/>
               </w:rPr>
+              <w:t xml:space="preserve">深掘りラウンド</w:t>
+            </w:r>
+          </w:p>
+        </w:tc>
+        <w:tc>
+          <w:tcPr>
+            <w:tcW w:type="dxa" w:w="6026"/>
+            <w:tcBorders>
+              <w:top w:val="single" w:color="DDDDDD" w:sz="1"/>
+              <w:left w:val="single" w:color="DDDDDD" w:sz="1"/>
+              <w:bottom w:val="single" w:color="DDDDDD" w:sz="1"/>
+              <w:right w:val="single" w:color="DDDDDD" w:sz="1"/>
+            </w:tcBorders>
+            <w:tcMar>
+              <w:top w:type="dxa" w:w="100"/>
+              <w:left w:type="dxa" w:w="140"/>
+              <w:bottom w:type="dxa" w:w="100"/>
+              <w:right w:type="dxa" w:w="140"/>
+            </w:tcMar>
+          </w:tcPr>
+          <w:p>
+            <w:r>
+              <w:rPr>
+                <w:rFonts w:ascii="Arial" w:cs="Arial" w:eastAsia="Arial" w:hAnsi="Arial"/>
+                <w:color w:val="333333"/>
+                <w:sz w:val="22"/>
+                <w:szCs w:val="22"/>
+              </w:rPr>
+              <w:t xml:space="preserve">統合回答後に「さらに深掘り」ボタンで第2ラウンドを開始。</w:t>
+            </w:r>
+          </w:p>
+        </w:tc>
+      </w:tr>
+      <w:tr>
+        <w:tc>
+          <w:tcPr>
+            <w:tcW w:type="dxa" w:w="3000"/>
+            <w:tcBorders>
+              <w:top w:val="single" w:color="DDDDDD" w:sz="1"/>
+              <w:left w:val="single" w:color="DDDDDD" w:sz="1"/>
+              <w:bottom w:val="single" w:color="DDDDDD" w:sz="1"/>
+              <w:right w:val="single" w:color="DDDDDD" w:sz="1"/>
+            </w:tcBorders>
+            <w:shd w:fill="E8F0F8" w:val="clear"/>
+            <w:tcMar>
+              <w:top w:type="dxa" w:w="100"/>
+              <w:left w:type="dxa" w:w="140"/>
+              <w:bottom w:type="dxa" w:w="100"/>
+              <w:right w:type="dxa" w:w="140"/>
+            </w:tcMar>
+          </w:tcPr>
+          <w:p>
+            <w:r>
+              <w:rPr>
+                <w:rFonts w:ascii="Arial" w:cs="Arial" w:eastAsia="Arial" w:hAnsi="Arial"/>
+                <w:b/>
+                <w:bCs/>
+                <w:color w:val="1A6BB5"/>
+                <w:sz w:val="22"/>
+                <w:szCs w:val="22"/>
+              </w:rPr>
               <w:t xml:space="preserve">入力欄のプラスボタン</w:t>
             </w:r>
           </w:p>
@@ -3767,6 +4377,67 @@
                 <w:szCs w:val="22"/>
               </w:rPr>
               <w:t xml:space="preserve">画像添付・ファイル添付（PDF等）・音声入力のアクションメニュー。</w:t>
+            </w:r>
+          </w:p>
+        </w:tc>
+      </w:tr>
+      <w:tr>
+        <w:tc>
+          <w:tcPr>
+            <w:tcW w:type="dxa" w:w="3000"/>
+            <w:tcBorders>
+              <w:top w:val="single" w:color="DDDDDD" w:sz="1"/>
+              <w:left w:val="single" w:color="DDDDDD" w:sz="1"/>
+              <w:bottom w:val="single" w:color="DDDDDD" w:sz="1"/>
+              <w:right w:val="single" w:color="DDDDDD" w:sz="1"/>
+            </w:tcBorders>
+            <w:shd w:fill="E8F0F8" w:val="clear"/>
+            <w:tcMar>
+              <w:top w:type="dxa" w:w="100"/>
+              <w:left w:type="dxa" w:w="140"/>
+              <w:bottom w:type="dxa" w:w="100"/>
+              <w:right w:type="dxa" w:w="140"/>
+            </w:tcMar>
+          </w:tcPr>
+          <w:p>
+            <w:r>
+              <w:rPr>
+                <w:rFonts w:ascii="Arial" w:cs="Arial" w:eastAsia="Arial" w:hAnsi="Arial"/>
+                <w:b/>
+                <w:bCs/>
+                <w:color w:val="1A6BB5"/>
+                <w:sz w:val="22"/>
+                <w:szCs w:val="22"/>
+              </w:rPr>
+              <w:t xml:space="preserve">言語設定</w:t>
+            </w:r>
+          </w:p>
+        </w:tc>
+        <w:tc>
+          <w:tcPr>
+            <w:tcW w:type="dxa" w:w="6026"/>
+            <w:tcBorders>
+              <w:top w:val="single" w:color="DDDDDD" w:sz="1"/>
+              <w:left w:val="single" w:color="DDDDDD" w:sz="1"/>
+              <w:bottom w:val="single" w:color="DDDDDD" w:sz="1"/>
+              <w:right w:val="single" w:color="DDDDDD" w:sz="1"/>
+            </w:tcBorders>
+            <w:tcMar>
+              <w:top w:type="dxa" w:w="100"/>
+              <w:left w:type="dxa" w:w="140"/>
+              <w:bottom w:type="dxa" w:w="100"/>
+              <w:right w:type="dxa" w:w="140"/>
+            </w:tcMar>
+          </w:tcPr>
+          <w:p>
+            <w:r>
+              <w:rPr>
+                <w:rFonts w:ascii="Arial" w:cs="Arial" w:eastAsia="Arial" w:hAnsi="Arial"/>
+                <w:color w:val="333333"/>
+                <w:sz w:val="22"/>
+                <w:szCs w:val="22"/>
+              </w:rPr>
+              <w:t xml:space="preserve">日本語/英語の切り替え機能。</w:t>
             </w:r>
           </w:p>
         </w:tc>
@@ -3841,7 +4512,7 @@
                 <w:sz w:val="22"/>
                 <w:szCs w:val="22"/>
               </w:rPr>
-              <w:t xml:space="preserve">議論モード選択</w:t>
+              <w:t xml:space="preserve">議論結果のURL共有</w:t>
             </w:r>
           </w:p>
         </w:tc>
@@ -3869,7 +4540,7 @@
                 <w:sz w:val="22"/>
                 <w:szCs w:val="22"/>
               </w:rPr>
-              <w:t xml:space="preserve">バランス型（デフォルト）/ 徹底批判モード / 肯定モード。</w:t>
+              <w:t xml:space="preserve">URLで議論結果をシェア。SNS拡散がそのままマーケティングになる。</w:t>
             </w:r>
           </w:p>
         </w:tc>
@@ -3902,7 +4573,7 @@
                 <w:sz w:val="22"/>
                 <w:szCs w:val="22"/>
               </w:rPr>
-              <w:t xml:space="preserve">議論結果のURL共有</w:t>
+              <w:t xml:space="preserve">Web検索統合</w:t>
             </w:r>
           </w:p>
         </w:tc>
@@ -3930,7 +4601,7 @@
                 <w:sz w:val="22"/>
                 <w:szCs w:val="22"/>
               </w:rPr>
-              <w:t xml:space="preserve">URLで議論結果をシェア。SNS拡散がそのままマーケティングになる。</w:t>
+              <w:t xml:space="preserve">議論中にリアルタイムで最新情報を取得。Geminiの統合役割と特に相性がいい。</w:t>
             </w:r>
           </w:p>
         </w:tc>
@@ -3963,7 +4634,7 @@
                 <w:sz w:val="22"/>
                 <w:szCs w:val="22"/>
               </w:rPr>
-              <w:t xml:space="preserve">Web検索統合</w:t>
+              <w:t xml:space="preserve">プロジェクト機能</w:t>
             </w:r>
           </w:p>
         </w:tc>
@@ -3991,7 +4662,7 @@
                 <w:sz w:val="22"/>
                 <w:szCs w:val="22"/>
               </w:rPr>
-              <w:t xml:space="preserve">議論中にリアルタイムで最新情報を取得。Geminiの統合役割と組み合わせると特に強力。</w:t>
+              <w:t xml:space="preserve">関連する議論をまとめて管理。</w:t>
             </w:r>
           </w:p>
         </w:tc>
@@ -4024,7 +4695,7 @@
                 <w:sz w:val="22"/>
                 <w:szCs w:val="22"/>
               </w:rPr>
-              <w:t xml:space="preserve">プロジェクト機能</w:t>
+              <w:t xml:space="preserve">メモリ機能</w:t>
             </w:r>
           </w:p>
         </w:tc>
@@ -4052,7 +4723,7 @@
                 <w:sz w:val="22"/>
                 <w:szCs w:val="22"/>
               </w:rPr>
-              <w:t xml:space="preserve">関連する議論をまとめて管理。</w:t>
+              <w:t xml:space="preserve">ユーザーの情報を覚えて議論に活かす。</w:t>
             </w:r>
           </w:p>
         </w:tc>
@@ -4085,7 +4756,7 @@
                 <w:sz w:val="22"/>
                 <w:szCs w:val="22"/>
               </w:rPr>
-              <w:t xml:space="preserve">メモリ機能</w:t>
+              <w:t xml:space="preserve">会話の検索</w:t>
             </w:r>
           </w:p>
         </w:tc>
@@ -4113,129 +4784,7 @@
                 <w:sz w:val="22"/>
                 <w:szCs w:val="22"/>
               </w:rPr>
-              <w:t xml:space="preserve">ユーザーの情報を覚えて議論に活かす。</w:t>
-            </w:r>
-          </w:p>
-        </w:tc>
-      </w:tr>
-      <w:tr>
-        <w:tc>
-          <w:tcPr>
-            <w:tcW w:type="dxa" w:w="3000"/>
-            <w:tcBorders>
-              <w:top w:val="single" w:color="DDDDDD" w:sz="1"/>
-              <w:left w:val="single" w:color="DDDDDD" w:sz="1"/>
-              <w:bottom w:val="single" w:color="DDDDDD" w:sz="1"/>
-              <w:right w:val="single" w:color="DDDDDD" w:sz="1"/>
-            </w:tcBorders>
-            <w:shd w:fill="E8F0F8" w:val="clear"/>
-            <w:tcMar>
-              <w:top w:type="dxa" w:w="100"/>
-              <w:left w:type="dxa" w:w="140"/>
-              <w:bottom w:type="dxa" w:w="100"/>
-              <w:right w:type="dxa" w:w="140"/>
-            </w:tcMar>
-          </w:tcPr>
-          <w:p>
-            <w:r>
-              <w:rPr>
-                <w:rFonts w:ascii="Arial" w:cs="Arial" w:eastAsia="Arial" w:hAnsi="Arial"/>
-                <w:b/>
-                <w:bCs/>
-                <w:color w:val="1A6BB5"/>
-                <w:sz w:val="22"/>
-                <w:szCs w:val="22"/>
-              </w:rPr>
-              <w:t xml:space="preserve">会話の検索</w:t>
-            </w:r>
-          </w:p>
-        </w:tc>
-        <w:tc>
-          <w:tcPr>
-            <w:tcW w:type="dxa" w:w="6026"/>
-            <w:tcBorders>
-              <w:top w:val="single" w:color="DDDDDD" w:sz="1"/>
-              <w:left w:val="single" w:color="DDDDDD" w:sz="1"/>
-              <w:bottom w:val="single" w:color="DDDDDD" w:sz="1"/>
-              <w:right w:val="single" w:color="DDDDDD" w:sz="1"/>
-            </w:tcBorders>
-            <w:tcMar>
-              <w:top w:type="dxa" w:w="100"/>
-              <w:left w:type="dxa" w:w="140"/>
-              <w:bottom w:type="dxa" w:w="100"/>
-              <w:right w:type="dxa" w:w="140"/>
-            </w:tcMar>
-          </w:tcPr>
-          <w:p>
-            <w:r>
-              <w:rPr>
-                <w:rFonts w:ascii="Arial" w:cs="Arial" w:eastAsia="Arial" w:hAnsi="Arial"/>
-                <w:color w:val="333333"/>
-                <w:sz w:val="22"/>
-                <w:szCs w:val="22"/>
-              </w:rPr>
               <w:t xml:space="preserve">過去の議論を検索できる。</w:t>
-            </w:r>
-          </w:p>
-        </w:tc>
-      </w:tr>
-      <w:tr>
-        <w:tc>
-          <w:tcPr>
-            <w:tcW w:type="dxa" w:w="3000"/>
-            <w:tcBorders>
-              <w:top w:val="single" w:color="DDDDDD" w:sz="1"/>
-              <w:left w:val="single" w:color="DDDDDD" w:sz="1"/>
-              <w:bottom w:val="single" w:color="DDDDDD" w:sz="1"/>
-              <w:right w:val="single" w:color="DDDDDD" w:sz="1"/>
-            </w:tcBorders>
-            <w:shd w:fill="E8F0F8" w:val="clear"/>
-            <w:tcMar>
-              <w:top w:type="dxa" w:w="100"/>
-              <w:left w:type="dxa" w:w="140"/>
-              <w:bottom w:type="dxa" w:w="100"/>
-              <w:right w:type="dxa" w:w="140"/>
-            </w:tcMar>
-          </w:tcPr>
-          <w:p>
-            <w:r>
-              <w:rPr>
-                <w:rFonts w:ascii="Arial" w:cs="Arial" w:eastAsia="Arial" w:hAnsi="Arial"/>
-                <w:b/>
-                <w:bCs/>
-                <w:color w:val="1A6BB5"/>
-                <w:sz w:val="22"/>
-                <w:szCs w:val="22"/>
-              </w:rPr>
-              <w:t xml:space="preserve">プロンプト自動最適化</w:t>
-            </w:r>
-          </w:p>
-        </w:tc>
-        <w:tc>
-          <w:tcPr>
-            <w:tcW w:type="dxa" w:w="6026"/>
-            <w:tcBorders>
-              <w:top w:val="single" w:color="DDDDDD" w:sz="1"/>
-              <w:left w:val="single" w:color="DDDDDD" w:sz="1"/>
-              <w:bottom w:val="single" w:color="DDDDDD" w:sz="1"/>
-              <w:right w:val="single" w:color="DDDDDD" w:sz="1"/>
-            </w:tcBorders>
-            <w:tcMar>
-              <w:top w:type="dxa" w:w="100"/>
-              <w:left w:type="dxa" w:w="140"/>
-              <w:bottom w:type="dxa" w:w="100"/>
-              <w:right w:type="dxa" w:w="140"/>
-            </w:tcMar>
-          </w:tcPr>
-          <w:p>
-            <w:r>
-              <w:rPr>
-                <w:rFonts w:ascii="Arial" w:cs="Arial" w:eastAsia="Arial" w:hAnsi="Arial"/>
-                <w:color w:val="333333"/>
-                <w:sz w:val="22"/>
-                <w:szCs w:val="22"/>
-              </w:rPr>
-              <w:t xml:space="preserve">普通に話しかけるだけで最適な質問に変換。</w:t>
             </w:r>
           </w:p>
         </w:tc>
@@ -5185,7 +5734,7 @@
           <w:sz w:val="22"/>
           <w:szCs w:val="22"/>
         </w:rPr>
-        <w:t xml:space="preserve">本体はシンプルに保ち、フォーラムが拡張空間として機能する。欲しい人だけが使う。</w:t>
+        <w:t xml:space="preserve">本体はシンプルに保ち、フォーラムが拡張空間として機能する。テンプレート・スコア・ランキングなど欲しい人だけが使う。</w:t>
       </w:r>
     </w:p>
     <w:p>
@@ -5329,7 +5878,7 @@
                 <w:sz w:val="22"/>
                 <w:szCs w:val="22"/>
               </w:rPr>
-              <w:t xml:space="preserve">ビジネス・キャリア・人間関係・クリエイティブ・テクノロジー等</w:t>
+              <w:t xml:space="preserve">ビジネス・キャリア・人間関係・クリエイティブ・テクノロジー・トレード等</w:t>
             </w:r>
           </w:p>
         </w:tc>
@@ -5451,7 +6000,7 @@
                 <w:sz w:val="22"/>
                 <w:szCs w:val="22"/>
               </w:rPr>
-              <w:t xml:space="preserve">人気議論ランキング。ネタ探し・BRIDGEの使い方の学習に。</w:t>
+              <w:t xml:space="preserve">人気議論ランキング。ネタ探し・使い方の学習に。</w:t>
             </w:r>
           </w:p>
         </w:tc>
@@ -5579,6 +6128,39 @@
         </w:tc>
       </w:tr>
     </w:tbl>
+    <w:p>
+      <w:pPr>
+        <w:spacing w:after="60" w:before="60"/>
+      </w:pPr>
+      <w:r>
+        <w:t xml:space="preserve"/>
+      </w:r>
+    </w:p>
+    <w:p>
+      <w:r>
+        <w:br w:type="page"/>
+      </w:r>
+    </w:p>
+    <w:p>
+      <w:pPr>
+        <w:pStyle w:val="Heading1"/>
+        <w:pBdr>
+          <w:bottom w:val="single" w:color="1A6BB5" w:sz="4" w:space="4"/>
+        </w:pBdr>
+        <w:spacing w:after="160" w:before="400"/>
+      </w:pPr>
+      <w:r>
+        <w:rPr>
+          <w:rFonts w:ascii="Arial" w:cs="Arial" w:eastAsia="Arial" w:hAnsi="Arial"/>
+          <w:b/>
+          <w:bCs/>
+          <w:color w:val="1A1A1A"/>
+          <w:sz w:val="32"/>
+          <w:szCs w:val="32"/>
+        </w:rPr>
+        <w:t xml:space="preserve">6. プライバシー・セキュリティ設計</w:t>
+      </w:r>
+    </w:p>
     <w:p>
       <w:pPr>
         <w:spacing w:after="60" w:before="60"/>
@@ -5601,7 +6183,70 @@
           <w:sz w:val="26"/>
           <w:szCs w:val="26"/>
         </w:rPr>
-        <w:t xml:space="preserve">🎨 見た目・UX（実装済み含む）</w:t>
+        <w:t xml:space="preserve">基本方針：データを持たない</w:t>
+      </w:r>
+    </w:p>
+    <w:p>
+      <w:pPr>
+        <w:spacing w:after="80" w:before="80"/>
+      </w:pPr>
+      <w:r>
+        <w:rPr>
+          <w:rFonts w:ascii="Arial" w:cs="Arial" w:eastAsia="Arial" w:hAnsi="Arial"/>
+          <w:color w:val="333333"/>
+          <w:sz w:val="22"/>
+          <w:szCs w:val="22"/>
+        </w:rPr>
+        <w:t xml:space="preserve">BRIDGEはユーザーの会話データ・APIキーをサーバーに一切保存しない「プライバシーファースト設計」を採用する。</w:t>
+      </w:r>
+    </w:p>
+    <w:p>
+      <w:pPr>
+        <w:spacing w:after="60" w:before="60"/>
+      </w:pPr>
+      <w:r>
+        <w:t xml:space="preserve"/>
+      </w:r>
+    </w:p>
+    <w:p>
+      <w:pPr>
+        <w:pStyle w:val="Heading2"/>
+        <w:spacing w:after="120" w:before="280"/>
+      </w:pPr>
+      <w:r>
+        <w:rPr>
+          <w:rFonts w:ascii="Arial" w:cs="Arial" w:eastAsia="Arial" w:hAnsi="Arial"/>
+          <w:b/>
+          <w:bCs/>
+          <w:color w:val="333333"/>
+          <w:sz w:val="26"/>
+          <w:szCs w:val="26"/>
+        </w:rPr>
+        <w:t xml:space="preserve">ログの管理方針</w:t>
+      </w:r>
+    </w:p>
+    <w:p>
+      <w:pPr>
+        <w:spacing w:after="80" w:before="80"/>
+      </w:pPr>
+      <w:r>
+        <w:rPr>
+          <w:rFonts w:ascii="Arial" w:cs="Arial" w:eastAsia="Arial" w:hAnsi="Arial"/>
+          <w:b/>
+          <w:bCs/>
+          <w:color w:val="333333"/>
+          <w:sz w:val="22"/>
+          <w:szCs w:val="22"/>
+        </w:rPr>
+        <w:t xml:space="preserve">ローカルに保存するかクラウドに飛ばすかはユーザーに委ねる。BRIDGEサーバーには何も残らない。この潔さがBRIDGEらしさ。</w:t>
+      </w:r>
+    </w:p>
+    <w:p>
+      <w:pPr>
+        <w:spacing w:after="60" w:before="60"/>
+      </w:pPr>
+      <w:r>
+        <w:t xml:space="preserve"/>
       </w:r>
     </w:p>
     <w:tbl>
@@ -5648,7 +6293,7 @@
                 <w:sz w:val="22"/>
                 <w:szCs w:val="22"/>
               </w:rPr>
-              <w:t xml:space="preserve">ダークモード固定</w:t>
+              <w:t xml:space="preserve">BRIDGEサーバー</w:t>
             </w:r>
           </w:p>
         </w:tc>
@@ -5676,7 +6321,7 @@
                 <w:sz w:val="22"/>
                 <w:szCs w:val="22"/>
               </w:rPr>
-              <w:t xml:space="preserve">現在のダークUIを維持。ライトモードは後回し。</w:t>
+              <w:t xml:space="preserve">保存しない（ゼロ）</w:t>
             </w:r>
           </w:p>
         </w:tc>
@@ -5709,7 +6354,7 @@
                 <w:sz w:val="22"/>
                 <w:szCs w:val="22"/>
               </w:rPr>
-              <w:t xml:space="preserve">サイドバードロワー</w:t>
+              <w:t xml:space="preserve">ユーザーのデバイス</w:t>
             </w:r>
           </w:p>
         </w:tc>
@@ -5737,7 +6382,7 @@
                 <w:sz w:val="22"/>
                 <w:szCs w:val="22"/>
               </w:rPr>
-              <w:t xml:space="preserve">ハンバーガーメニューでスライド表示。スター付き・最近の議論・マイページ・設定。実装済み。</w:t>
+              <w:t xml:space="preserve">ローカルストレージに保存（ユーザーが選択）</w:t>
             </w:r>
           </w:p>
         </w:tc>
@@ -5770,7 +6415,7 @@
                 <w:sz w:val="22"/>
                 <w:szCs w:val="22"/>
               </w:rPr>
-              <w:t xml:space="preserve">アコーディオン表示</w:t>
+              <w:t xml:space="preserve">ユーザーのクラウド</w:t>
             </w:r>
           </w:p>
         </w:tc>
@@ -5798,45 +6443,73 @@
                 <w:sz w:val="22"/>
                 <w:szCs w:val="22"/>
               </w:rPr>
-              <w:t xml:space="preserve">各AIの回答を1行サマリーで折りたたみ、クリックで全文表示。実装済み。</w:t>
+              <w:t xml:space="preserve">Google Drive等にオプションで保存（ユーザーが選択）</w:t>
+            </w:r>
+          </w:p>
+        </w:tc>
+      </w:tr>
+      <w:tr>
+        <w:tc>
+          <w:tcPr>
+            <w:tcW w:type="dxa" w:w="3000"/>
+            <w:tcBorders>
+              <w:top w:val="single" w:color="DDDDDD" w:sz="1"/>
+              <w:left w:val="single" w:color="DDDDDD" w:sz="1"/>
+              <w:bottom w:val="single" w:color="DDDDDD" w:sz="1"/>
+              <w:right w:val="single" w:color="DDDDDD" w:sz="1"/>
+            </w:tcBorders>
+            <w:shd w:fill="E8F0F8" w:val="clear"/>
+            <w:tcMar>
+              <w:top w:type="dxa" w:w="100"/>
+              <w:left w:type="dxa" w:w="140"/>
+              <w:bottom w:type="dxa" w:w="100"/>
+              <w:right w:type="dxa" w:w="140"/>
+            </w:tcMar>
+          </w:tcPr>
+          <w:p>
+            <w:r>
+              <w:rPr>
+                <w:rFonts w:ascii="Arial" w:cs="Arial" w:eastAsia="Arial" w:hAnsi="Arial"/>
+                <w:b/>
+                <w:bCs/>
+                <w:color w:val="1A6BB5"/>
+                <w:sz w:val="22"/>
+                <w:szCs w:val="22"/>
+              </w:rPr>
+              <w:t xml:space="preserve">各AIのサーバー</w:t>
+            </w:r>
+          </w:p>
+        </w:tc>
+        <w:tc>
+          <w:tcPr>
+            <w:tcW w:type="dxa" w:w="6026"/>
+            <w:tcBorders>
+              <w:top w:val="single" w:color="DDDDDD" w:sz="1"/>
+              <w:left w:val="single" w:color="DDDDDD" w:sz="1"/>
+              <w:bottom w:val="single" w:color="DDDDDD" w:sz="1"/>
+              <w:right w:val="single" w:color="DDDDDD" w:sz="1"/>
+            </w:tcBorders>
+            <w:tcMar>
+              <w:top w:type="dxa" w:w="100"/>
+              <w:left w:type="dxa" w:w="140"/>
+              <w:bottom w:type="dxa" w:w="100"/>
+              <w:right w:type="dxa" w:w="140"/>
+            </w:tcMar>
+          </w:tcPr>
+          <w:p>
+            <w:r>
+              <w:rPr>
+                <w:rFonts w:ascii="Arial" w:cs="Arial" w:eastAsia="Arial" w:hAnsi="Arial"/>
+                <w:color w:val="333333"/>
+                <w:sz w:val="22"/>
+                <w:szCs w:val="22"/>
+              </w:rPr>
+              <w:t xml:space="preserve">API経由のため学習データに使われない（各社規約上）</w:t>
             </w:r>
           </w:p>
         </w:tc>
       </w:tr>
     </w:tbl>
-    <w:p>
-      <w:pPr>
-        <w:spacing w:after="60" w:before="60"/>
-      </w:pPr>
-      <w:r>
-        <w:t xml:space="preserve"/>
-      </w:r>
-    </w:p>
-    <w:p>
-      <w:r>
-        <w:br w:type="page"/>
-      </w:r>
-    </w:p>
-    <w:p>
-      <w:pPr>
-        <w:pStyle w:val="Heading1"/>
-        <w:pBdr>
-          <w:bottom w:val="single" w:color="1A6BB5" w:sz="4" w:space="4"/>
-        </w:pBdr>
-        <w:spacing w:after="160" w:before="400"/>
-      </w:pPr>
-      <w:r>
-        <w:rPr>
-          <w:rFonts w:ascii="Arial" w:cs="Arial" w:eastAsia="Arial" w:hAnsi="Arial"/>
-          <w:b/>
-          <w:bCs/>
-          <w:color w:val="1A1A1A"/>
-          <w:sz w:val="32"/>
-          <w:szCs w:val="32"/>
-        </w:rPr>
-        <w:t xml:space="preserve">6. プライバシー・セキュリティ設計</w:t>
-      </w:r>
-    </w:p>
     <w:p>
       <w:pPr>
         <w:spacing w:after="60" w:before="60"/>
@@ -5859,46 +6532,7 @@
           <w:sz w:val="26"/>
           <w:szCs w:val="26"/>
         </w:rPr>
-        <w:t xml:space="preserve">基本方針：データを持たない</w:t>
-      </w:r>
-    </w:p>
-    <w:p>
-      <w:pPr>
-        <w:spacing w:after="80" w:before="80"/>
-      </w:pPr>
-      <w:r>
-        <w:rPr>
-          <w:rFonts w:ascii="Arial" w:cs="Arial" w:eastAsia="Arial" w:hAnsi="Arial"/>
-          <w:color w:val="333333"/>
-          <w:sz w:val="22"/>
-          <w:szCs w:val="22"/>
-        </w:rPr>
-        <w:t xml:space="preserve">BRIDGEはユーザーの会話データ・APIキーをサーバーに一切保存しない「プライバシーファースト設計」を採用する。これは差別化ポイントでもある。</w:t>
-      </w:r>
-    </w:p>
-    <w:p>
-      <w:pPr>
-        <w:spacing w:after="60" w:before="60"/>
-      </w:pPr>
-      <w:r>
-        <w:t xml:space="preserve"/>
-      </w:r>
-    </w:p>
-    <w:p>
-      <w:pPr>
-        <w:pStyle w:val="Heading2"/>
-        <w:spacing w:after="120" w:before="280"/>
-      </w:pPr>
-      <w:r>
-        <w:rPr>
-          <w:rFonts w:ascii="Arial" w:cs="Arial" w:eastAsia="Arial" w:hAnsi="Arial"/>
-          <w:b/>
-          <w:bCs/>
-          <w:color w:val="333333"/>
-          <w:sz w:val="26"/>
-          <w:szCs w:val="26"/>
-        </w:rPr>
-        <w:t xml:space="preserve">ログの管理方針</w:t>
+        <w:t xml:space="preserve">APIキーのセキュリティ設計</w:t>
       </w:r>
     </w:p>
     <w:p>
@@ -5914,7 +6548,7 @@
           <w:sz w:val="22"/>
           <w:szCs w:val="22"/>
         </w:rPr>
-        <w:t xml:space="preserve">ローカルに保存するかクラウドに飛ばすかはユーザーに委ねる。BRIDGEサーバーには何も残らない。この潔さがBRIDGEらしさ。</w:t>
+        <w:t xml:space="preserve">【重要】ユーザーのAPIキーはBRIDGEのサーバーを経由しない設計にする。</w:t>
       </w:r>
     </w:p>
     <w:p>
@@ -5969,7 +6603,7 @@
                 <w:sz w:val="22"/>
                 <w:szCs w:val="22"/>
               </w:rPr>
-              <w:t xml:space="preserve">BRIDGEサーバー</w:t>
+              <w:t xml:space="preserve">NG設計（危険）</w:t>
             </w:r>
           </w:p>
         </w:tc>
@@ -5997,7 +6631,8 @@
                 <w:sz w:val="22"/>
                 <w:szCs w:val="22"/>
               </w:rPr>
-              <w:t xml:space="preserve">保存しない（ゼロ）</w:t>
+              <w:t xml:space="preserve">ユーザー → BRIDGEサーバー → 各AI
+APIキーがサーバーに集まり攻撃されると全ユーザーのキーが流出。</w:t>
             </w:r>
           </w:p>
         </w:tc>
@@ -6030,7 +6665,7 @@
                 <w:sz w:val="22"/>
                 <w:szCs w:val="22"/>
               </w:rPr>
-              <w:t xml:space="preserve">ユーザーのデバイス</w:t>
+              <w:t xml:space="preserve">OK設計（採用）</w:t>
             </w:r>
           </w:p>
         </w:tc>
@@ -6058,129 +6693,8 @@
                 <w:sz w:val="22"/>
                 <w:szCs w:val="22"/>
               </w:rPr>
-              <w:t xml:space="preserve">ローカルストレージに保存（ユーザーが選択）</w:t>
-            </w:r>
-          </w:p>
-        </w:tc>
-      </w:tr>
-      <w:tr>
-        <w:tc>
-          <w:tcPr>
-            <w:tcW w:type="dxa" w:w="3000"/>
-            <w:tcBorders>
-              <w:top w:val="single" w:color="DDDDDD" w:sz="1"/>
-              <w:left w:val="single" w:color="DDDDDD" w:sz="1"/>
-              <w:bottom w:val="single" w:color="DDDDDD" w:sz="1"/>
-              <w:right w:val="single" w:color="DDDDDD" w:sz="1"/>
-            </w:tcBorders>
-            <w:shd w:fill="E8F0F8" w:val="clear"/>
-            <w:tcMar>
-              <w:top w:type="dxa" w:w="100"/>
-              <w:left w:type="dxa" w:w="140"/>
-              <w:bottom w:type="dxa" w:w="100"/>
-              <w:right w:type="dxa" w:w="140"/>
-            </w:tcMar>
-          </w:tcPr>
-          <w:p>
-            <w:r>
-              <w:rPr>
-                <w:rFonts w:ascii="Arial" w:cs="Arial" w:eastAsia="Arial" w:hAnsi="Arial"/>
-                <w:b/>
-                <w:bCs/>
-                <w:color w:val="1A6BB5"/>
-                <w:sz w:val="22"/>
-                <w:szCs w:val="22"/>
-              </w:rPr>
-              <w:t xml:space="preserve">ユーザーのクラウド</w:t>
-            </w:r>
-          </w:p>
-        </w:tc>
-        <w:tc>
-          <w:tcPr>
-            <w:tcW w:type="dxa" w:w="6026"/>
-            <w:tcBorders>
-              <w:top w:val="single" w:color="DDDDDD" w:sz="1"/>
-              <w:left w:val="single" w:color="DDDDDD" w:sz="1"/>
-              <w:bottom w:val="single" w:color="DDDDDD" w:sz="1"/>
-              <w:right w:val="single" w:color="DDDDDD" w:sz="1"/>
-            </w:tcBorders>
-            <w:tcMar>
-              <w:top w:type="dxa" w:w="100"/>
-              <w:left w:type="dxa" w:w="140"/>
-              <w:bottom w:type="dxa" w:w="100"/>
-              <w:right w:type="dxa" w:w="140"/>
-            </w:tcMar>
-          </w:tcPr>
-          <w:p>
-            <w:r>
-              <w:rPr>
-                <w:rFonts w:ascii="Arial" w:cs="Arial" w:eastAsia="Arial" w:hAnsi="Arial"/>
-                <w:color w:val="333333"/>
-                <w:sz w:val="22"/>
-                <w:szCs w:val="22"/>
-              </w:rPr>
-              <w:t xml:space="preserve">Google Drive等にオプションで保存（ユーザーが選択）</w:t>
-            </w:r>
-          </w:p>
-        </w:tc>
-      </w:tr>
-      <w:tr>
-        <w:tc>
-          <w:tcPr>
-            <w:tcW w:type="dxa" w:w="3000"/>
-            <w:tcBorders>
-              <w:top w:val="single" w:color="DDDDDD" w:sz="1"/>
-              <w:left w:val="single" w:color="DDDDDD" w:sz="1"/>
-              <w:bottom w:val="single" w:color="DDDDDD" w:sz="1"/>
-              <w:right w:val="single" w:color="DDDDDD" w:sz="1"/>
-            </w:tcBorders>
-            <w:shd w:fill="E8F0F8" w:val="clear"/>
-            <w:tcMar>
-              <w:top w:type="dxa" w:w="100"/>
-              <w:left w:type="dxa" w:w="140"/>
-              <w:bottom w:type="dxa" w:w="100"/>
-              <w:right w:type="dxa" w:w="140"/>
-            </w:tcMar>
-          </w:tcPr>
-          <w:p>
-            <w:r>
-              <w:rPr>
-                <w:rFonts w:ascii="Arial" w:cs="Arial" w:eastAsia="Arial" w:hAnsi="Arial"/>
-                <w:b/>
-                <w:bCs/>
-                <w:color w:val="1A6BB5"/>
-                <w:sz w:val="22"/>
-                <w:szCs w:val="22"/>
-              </w:rPr>
-              <w:t xml:space="preserve">各AIのサーバー</w:t>
-            </w:r>
-          </w:p>
-        </w:tc>
-        <w:tc>
-          <w:tcPr>
-            <w:tcW w:type="dxa" w:w="6026"/>
-            <w:tcBorders>
-              <w:top w:val="single" w:color="DDDDDD" w:sz="1"/>
-              <w:left w:val="single" w:color="DDDDDD" w:sz="1"/>
-              <w:bottom w:val="single" w:color="DDDDDD" w:sz="1"/>
-              <w:right w:val="single" w:color="DDDDDD" w:sz="1"/>
-            </w:tcBorders>
-            <w:tcMar>
-              <w:top w:type="dxa" w:w="100"/>
-              <w:left w:type="dxa" w:w="140"/>
-              <w:bottom w:type="dxa" w:w="100"/>
-              <w:right w:type="dxa" w:w="140"/>
-            </w:tcMar>
-          </w:tcPr>
-          <w:p>
-            <w:r>
-              <w:rPr>
-                <w:rFonts w:ascii="Arial" w:cs="Arial" w:eastAsia="Arial" w:hAnsi="Arial"/>
-                <w:color w:val="333333"/>
-                <w:sz w:val="22"/>
-                <w:szCs w:val="22"/>
-              </w:rPr>
-              <w:t xml:space="preserve">API経由のため学習データに使われない（各社規約上）</w:t>
+              <w:t xml:space="preserve">ユーザーのブラウザ → 各AI（直接接続）
+APIキーはユーザーのデバイス内にのみ存在。</w:t>
             </w:r>
           </w:p>
         </w:tc>
@@ -6208,31 +6722,7 @@
           <w:sz w:val="26"/>
           <w:szCs w:val="26"/>
         </w:rPr>
-        <w:t xml:space="preserve">APIキーのセキュリティ設計</w:t>
-      </w:r>
-    </w:p>
-    <w:p>
-      <w:pPr>
-        <w:spacing w:after="80" w:before="80"/>
-      </w:pPr>
-      <w:r>
-        <w:rPr>
-          <w:rFonts w:ascii="Arial" w:cs="Arial" w:eastAsia="Arial" w:hAnsi="Arial"/>
-          <w:b/>
-          <w:bCs/>
-          <w:color w:val="333333"/>
-          <w:sz w:val="22"/>
-          <w:szCs w:val="22"/>
-        </w:rPr>
-        <w:t xml:space="preserve">【重要】ユーザーのAPIキーはBRIDGEのサーバーを経由しない設計にする。</w:t>
-      </w:r>
-    </w:p>
-    <w:p>
-      <w:pPr>
-        <w:spacing w:after="60" w:before="60"/>
-      </w:pPr>
-      <w:r>
-        <w:t xml:space="preserve"/>
+        <w:t xml:space="preserve">不正利用対策</w:t>
       </w:r>
     </w:p>
     <w:tbl>
@@ -6279,7 +6769,7 @@
                 <w:sz w:val="22"/>
                 <w:szCs w:val="22"/>
               </w:rPr>
-              <w:t xml:space="preserve">NG設計（危険）</w:t>
+              <w:t xml:space="preserve">スパム・大量リクエスト</w:t>
             </w:r>
           </w:p>
         </w:tc>
@@ -6307,8 +6797,7 @@
                 <w:sz w:val="22"/>
                 <w:szCs w:val="22"/>
               </w:rPr>
-              <w:t xml:space="preserve">ユーザー → BRIDGEサーバー → 各AI
-APIキーがサーバーに集まり攻撃されると全ユーザーのキーが流出。</w:t>
+              <w:t xml:space="preserve">レートリミット（1ユーザーあたりの1日の議論回数に上限）を設ける。</w:t>
             </w:r>
           </w:p>
         </w:tc>
@@ -6341,7 +6830,7 @@
                 <w:sz w:val="22"/>
                 <w:szCs w:val="22"/>
               </w:rPr>
-              <w:t xml:space="preserve">OK設計（採用）</w:t>
+              <w:t xml:space="preserve">有害コンテンツの生成</w:t>
             </w:r>
           </w:p>
         </w:tc>
@@ -6369,8 +6858,251 @@
                 <w:sz w:val="22"/>
                 <w:szCs w:val="22"/>
               </w:rPr>
-              <w:t xml:space="preserve">ユーザーのブラウザ → 各AI（直接接続）
-APIキーはユーザーのデバイス内にのみ存在。</w:t>
+              <w:t xml:space="preserve">各AIが既にフィルターを持つ。利用規約で明確に禁止事項を定める。</w:t>
+            </w:r>
+          </w:p>
+        </w:tc>
+      </w:tr>
+      <w:tr>
+        <w:tc>
+          <w:tcPr>
+            <w:tcW w:type="dxa" w:w="3000"/>
+            <w:tcBorders>
+              <w:top w:val="single" w:color="DDDDDD" w:sz="1"/>
+              <w:left w:val="single" w:color="DDDDDD" w:sz="1"/>
+              <w:bottom w:val="single" w:color="DDDDDD" w:sz="1"/>
+              <w:right w:val="single" w:color="DDDDDD" w:sz="1"/>
+            </w:tcBorders>
+            <w:shd w:fill="E8F0F8" w:val="clear"/>
+            <w:tcMar>
+              <w:top w:type="dxa" w:w="100"/>
+              <w:left w:type="dxa" w:w="140"/>
+              <w:bottom w:type="dxa" w:w="100"/>
+              <w:right w:type="dxa" w:w="140"/>
+            </w:tcMar>
+          </w:tcPr>
+          <w:p>
+            <w:r>
+              <w:rPr>
+                <w:rFonts w:ascii="Arial" w:cs="Arial" w:eastAsia="Arial" w:hAnsi="Arial"/>
+                <w:b/>
+                <w:bCs/>
+                <w:color w:val="1A6BB5"/>
+                <w:sz w:val="22"/>
+                <w:szCs w:val="22"/>
+              </w:rPr>
+              <w:t xml:space="preserve">著作権侵害</w:t>
+            </w:r>
+          </w:p>
+        </w:tc>
+        <w:tc>
+          <w:tcPr>
+            <w:tcW w:type="dxa" w:w="6026"/>
+            <w:tcBorders>
+              <w:top w:val="single" w:color="DDDDDD" w:sz="1"/>
+              <w:left w:val="single" w:color="DDDDDD" w:sz="1"/>
+              <w:bottom w:val="single" w:color="DDDDDD" w:sz="1"/>
+              <w:right w:val="single" w:color="DDDDDD" w:sz="1"/>
+            </w:tcBorders>
+            <w:tcMar>
+              <w:top w:type="dxa" w:w="100"/>
+              <w:left w:type="dxa" w:w="140"/>
+              <w:bottom w:type="dxa" w:w="100"/>
+              <w:right w:type="dxa" w:w="140"/>
+            </w:tcMar>
+          </w:tcPr>
+          <w:p>
+            <w:r>
+              <w:rPr>
+                <w:rFonts w:ascii="Arial" w:cs="Arial" w:eastAsia="Arial" w:hAnsi="Arial"/>
+                <w:color w:val="333333"/>
+                <w:sz w:val="22"/>
+                <w:szCs w:val="22"/>
+              </w:rPr>
+              <w:t xml:space="preserve">利用規約で明記。他人のコンテンツの無断改変・再配布を禁止。</w:t>
+            </w:r>
+          </w:p>
+        </w:tc>
+      </w:tr>
+      <w:tr>
+        <w:tc>
+          <w:tcPr>
+            <w:tcW w:type="dxa" w:w="3000"/>
+            <w:tcBorders>
+              <w:top w:val="single" w:color="DDDDDD" w:sz="1"/>
+              <w:left w:val="single" w:color="DDDDDD" w:sz="1"/>
+              <w:bottom w:val="single" w:color="DDDDDD" w:sz="1"/>
+              <w:right w:val="single" w:color="DDDDDD" w:sz="1"/>
+            </w:tcBorders>
+            <w:shd w:fill="E8F0F8" w:val="clear"/>
+            <w:tcMar>
+              <w:top w:type="dxa" w:w="100"/>
+              <w:left w:type="dxa" w:w="140"/>
+              <w:bottom w:type="dxa" w:w="100"/>
+              <w:right w:type="dxa" w:w="140"/>
+            </w:tcMar>
+          </w:tcPr>
+          <w:p>
+            <w:r>
+              <w:rPr>
+                <w:rFonts w:ascii="Arial" w:cs="Arial" w:eastAsia="Arial" w:hAnsi="Arial"/>
+                <w:b/>
+                <w:bCs/>
+                <w:color w:val="1A6BB5"/>
+                <w:sz w:val="22"/>
+                <w:szCs w:val="22"/>
+              </w:rPr>
+              <w:t xml:space="preserve">なりすまし・フィッシング</w:t>
+            </w:r>
+          </w:p>
+        </w:tc>
+        <w:tc>
+          <w:tcPr>
+            <w:tcW w:type="dxa" w:w="6026"/>
+            <w:tcBorders>
+              <w:top w:val="single" w:color="DDDDDD" w:sz="1"/>
+              <w:left w:val="single" w:color="DDDDDD" w:sz="1"/>
+              <w:bottom w:val="single" w:color="DDDDDD" w:sz="1"/>
+              <w:right w:val="single" w:color="DDDDDD" w:sz="1"/>
+            </w:tcBorders>
+            <w:tcMar>
+              <w:top w:type="dxa" w:w="100"/>
+              <w:left w:type="dxa" w:w="140"/>
+              <w:bottom w:type="dxa" w:w="100"/>
+              <w:right w:type="dxa" w:w="140"/>
+            </w:tcMar>
+          </w:tcPr>
+          <w:p>
+            <w:r>
+              <w:rPr>
+                <w:rFonts w:ascii="Arial" w:cs="Arial" w:eastAsia="Arial" w:hAnsi="Arial"/>
+                <w:color w:val="333333"/>
+                <w:sz w:val="22"/>
+                <w:szCs w:val="22"/>
+              </w:rPr>
+              <w:t xml:space="preserve">詐欺メール・偽情報の生成を利用規約で明確に禁止。</w:t>
+            </w:r>
+          </w:p>
+        </w:tc>
+      </w:tr>
+      <w:tr>
+        <w:tc>
+          <w:tcPr>
+            <w:tcW w:type="dxa" w:w="3000"/>
+            <w:tcBorders>
+              <w:top w:val="single" w:color="DDDDDD" w:sz="1"/>
+              <w:left w:val="single" w:color="DDDDDD" w:sz="1"/>
+              <w:bottom w:val="single" w:color="DDDDDD" w:sz="1"/>
+              <w:right w:val="single" w:color="DDDDDD" w:sz="1"/>
+            </w:tcBorders>
+            <w:shd w:fill="E8F0F8" w:val="clear"/>
+            <w:tcMar>
+              <w:top w:type="dxa" w:w="100"/>
+              <w:left w:type="dxa" w:w="140"/>
+              <w:bottom w:type="dxa" w:w="100"/>
+              <w:right w:type="dxa" w:w="140"/>
+            </w:tcMar>
+          </w:tcPr>
+          <w:p>
+            <w:r>
+              <w:rPr>
+                <w:rFonts w:ascii="Arial" w:cs="Arial" w:eastAsia="Arial" w:hAnsi="Arial"/>
+                <w:b/>
+                <w:bCs/>
+                <w:color w:val="1A6BB5"/>
+                <w:sz w:val="22"/>
+                <w:szCs w:val="22"/>
+              </w:rPr>
+              <w:t xml:space="preserve">通報機能</w:t>
+            </w:r>
+          </w:p>
+        </w:tc>
+        <w:tc>
+          <w:tcPr>
+            <w:tcW w:type="dxa" w:w="6026"/>
+            <w:tcBorders>
+              <w:top w:val="single" w:color="DDDDDD" w:sz="1"/>
+              <w:left w:val="single" w:color="DDDDDD" w:sz="1"/>
+              <w:bottom w:val="single" w:color="DDDDDD" w:sz="1"/>
+              <w:right w:val="single" w:color="DDDDDD" w:sz="1"/>
+            </w:tcBorders>
+            <w:tcMar>
+              <w:top w:type="dxa" w:w="100"/>
+              <w:left w:type="dxa" w:w="140"/>
+              <w:bottom w:type="dxa" w:w="100"/>
+              <w:right w:type="dxa" w:w="140"/>
+            </w:tcMar>
+          </w:tcPr>
+          <w:p>
+            <w:r>
+              <w:rPr>
+                <w:rFonts w:ascii="Arial" w:cs="Arial" w:eastAsia="Arial" w:hAnsi="Arial"/>
+                <w:color w:val="333333"/>
+                <w:sz w:val="22"/>
+                <w:szCs w:val="22"/>
+              </w:rPr>
+              <w:t xml:space="preserve">フォーラム公開時に実装。コミュニティで自浄作用を持たせる。</w:t>
+            </w:r>
+          </w:p>
+        </w:tc>
+      </w:tr>
+      <w:tr>
+        <w:tc>
+          <w:tcPr>
+            <w:tcW w:type="dxa" w:w="3000"/>
+            <w:tcBorders>
+              <w:top w:val="single" w:color="DDDDDD" w:sz="1"/>
+              <w:left w:val="single" w:color="DDDDDD" w:sz="1"/>
+              <w:bottom w:val="single" w:color="DDDDDD" w:sz="1"/>
+              <w:right w:val="single" w:color="DDDDDD" w:sz="1"/>
+            </w:tcBorders>
+            <w:shd w:fill="E8F0F8" w:val="clear"/>
+            <w:tcMar>
+              <w:top w:type="dxa" w:w="100"/>
+              <w:left w:type="dxa" w:w="140"/>
+              <w:bottom w:type="dxa" w:w="100"/>
+              <w:right w:type="dxa" w:w="140"/>
+            </w:tcMar>
+          </w:tcPr>
+          <w:p>
+            <w:r>
+              <w:rPr>
+                <w:rFonts w:ascii="Arial" w:cs="Arial" w:eastAsia="Arial" w:hAnsi="Arial"/>
+                <w:b/>
+                <w:bCs/>
+                <w:color w:val="1A6BB5"/>
+                <w:sz w:val="22"/>
+                <w:szCs w:val="22"/>
+              </w:rPr>
+              <w:t xml:space="preserve">利用規約</w:t>
+            </w:r>
+          </w:p>
+        </w:tc>
+        <w:tc>
+          <w:tcPr>
+            <w:tcW w:type="dxa" w:w="6026"/>
+            <w:tcBorders>
+              <w:top w:val="single" w:color="DDDDDD" w:sz="1"/>
+              <w:left w:val="single" w:color="DDDDDD" w:sz="1"/>
+              <w:bottom w:val="single" w:color="DDDDDD" w:sz="1"/>
+              <w:right w:val="single" w:color="DDDDDD" w:sz="1"/>
+            </w:tcBorders>
+            <w:tcMar>
+              <w:top w:type="dxa" w:w="100"/>
+              <w:left w:type="dxa" w:w="140"/>
+              <w:bottom w:type="dxa" w:w="100"/>
+              <w:right w:type="dxa" w:w="140"/>
+            </w:tcMar>
+          </w:tcPr>
+          <w:p>
+            <w:r>
+              <w:rPr>
+                <w:rFonts w:ascii="Arial" w:cs="Arial" w:eastAsia="Arial" w:hAnsi="Arial"/>
+                <w:color w:val="333333"/>
+                <w:sz w:val="22"/>
+                <w:szCs w:val="22"/>
+              </w:rPr>
+              <w:t xml:space="preserve">リリース前に弁護士チェック。禁止事項を明確に定める。</w:t>
             </w:r>
           </w:p>
         </w:tc>
@@ -6396,28 +7128,6 @@
           <w:szCs w:val="22"/>
         </w:rPr>
         <w:t xml:space="preserve">「あなたの会話はBRIDGEのサーバーに一切保存されません。APIキーも私たちは保持しません。」</w:t>
-      </w:r>
-    </w:p>
-    <w:p>
-      <w:pPr>
-        <w:spacing w:after="60" w:before="60"/>
-      </w:pPr>
-      <w:r>
-        <w:t xml:space="preserve"/>
-      </w:r>
-    </w:p>
-    <w:p>
-      <w:pPr>
-        <w:spacing w:after="80" w:before="80"/>
-      </w:pPr>
-      <w:r>
-        <w:rPr>
-          <w:rFonts w:ascii="Arial" w:cs="Arial" w:eastAsia="Arial" w:hAnsi="Arial"/>
-          <w:color w:val="888888"/>
-          <w:sz w:val="22"/>
-          <w:szCs w:val="22"/>
-        </w:rPr>
-        <w:t xml:space="preserve">※ リリース前にプライバシーポリシーを弁護士にチェックしてもらう。</w:t>
       </w:r>
     </w:p>
     <w:p>
@@ -6513,7 +7223,7 @@
           <w:sz w:val="22"/>
           <w:szCs w:val="22"/>
         </w:rPr>
-        <w:t xml:space="preserve">3AI議論フロー（GPT→Claude→Gemini）の動作確認</w:t>
+        <w:t xml:space="preserve">3AI議論フロー・プロンプト自動最適化の実装完了</w:t>
       </w:r>
     </w:p>
     <w:p>
@@ -6532,7 +7242,7 @@
           <w:sz w:val="22"/>
           <w:szCs w:val="22"/>
         </w:rPr>
-        <w:t xml:space="preserve">プロンプト自動最適化の実装</w:t>
+        <w:t xml:space="preserve">APIキー設定画面・モバイル対応完了</w:t>
       </w:r>
     </w:p>
     <w:p>
@@ -6551,7 +7261,7 @@
           <w:sz w:val="22"/>
           <w:szCs w:val="22"/>
         </w:rPr>
-        <w:t xml:space="preserve">プライバシーファースト設計の実装</w:t>
+        <w:t xml:space="preserve">UIのデザイン・UX検証</w:t>
       </w:r>
     </w:p>
     <w:p>
@@ -6570,7 +7280,32 @@
           <w:sz w:val="22"/>
           <w:szCs w:val="22"/>
         </w:rPr>
-        <w:t xml:space="preserve">UIのデザイン・UX検証</w:t>
+        <w:t xml:space="preserve">少数ユーザーへのベータテスト</w:t>
+      </w:r>
+    </w:p>
+    <w:p>
+      <w:pPr>
+        <w:spacing w:after="60" w:before="60"/>
+      </w:pPr>
+      <w:r>
+        <w:t xml:space="preserve"/>
+      </w:r>
+    </w:p>
+    <w:p>
+      <w:pPr>
+        <w:pStyle w:val="Heading2"/>
+        <w:spacing w:after="120" w:before="280"/>
+      </w:pPr>
+      <w:r>
+        <w:rPr>
+          <w:rFonts w:ascii="Arial" w:cs="Arial" w:eastAsia="Arial" w:hAnsi="Arial"/>
+          <w:b/>
+          <w:bCs/>
+          <w:color w:val="333333"/>
+          <w:sz w:val="26"/>
+          <w:szCs w:val="26"/>
+        </w:rPr>
+        <w:t xml:space="preserve">フェーズ2：コンシューマー版リリース</w:t>
       </w:r>
     </w:p>
     <w:p>
@@ -6589,32 +7324,7 @@
           <w:sz w:val="22"/>
           <w:szCs w:val="22"/>
         </w:rPr>
-        <w:t xml:space="preserve">少数ユーザーへのベータテスト</w:t>
-      </w:r>
-    </w:p>
-    <w:p>
-      <w:pPr>
-        <w:spacing w:after="60" w:before="60"/>
-      </w:pPr>
-      <w:r>
-        <w:t xml:space="preserve"/>
-      </w:r>
-    </w:p>
-    <w:p>
-      <w:pPr>
-        <w:pStyle w:val="Heading2"/>
-        <w:spacing w:after="120" w:before="280"/>
-      </w:pPr>
-      <w:r>
-        <w:rPr>
-          <w:rFonts w:ascii="Arial" w:cs="Arial" w:eastAsia="Arial" w:hAnsi="Arial"/>
-          <w:b/>
-          <w:bCs/>
-          <w:color w:val="333333"/>
-          <w:sz w:val="26"/>
-          <w:szCs w:val="26"/>
-        </w:rPr>
-        <w:t xml:space="preserve">フェーズ2：コンシューマー版リリース</w:t>
+        <w:t xml:space="preserve">APIキー設定マニュアル・動画の整備</w:t>
       </w:r>
     </w:p>
     <w:p>
@@ -6633,7 +7343,7 @@
           <w:sz w:val="22"/>
           <w:szCs w:val="22"/>
         </w:rPr>
-        <w:t xml:space="preserve">APIキー設定マニュアル・動画の整備</w:t>
+        <w:t xml:space="preserve">サブスク決済システムの導入</w:t>
       </w:r>
     </w:p>
     <w:p>
@@ -6652,26 +7362,7 @@
           <w:sz w:val="22"/>
           <w:szCs w:val="22"/>
         </w:rPr>
-        <w:t xml:space="preserve">サブスク決済システムの導入</w:t>
-      </w:r>
-    </w:p>
-    <w:p>
-      <w:pPr>
-        <w:pStyle w:val="ListParagraph"/>
-        <w:numPr>
-          <w:ilvl w:val="0"/>
-          <w:numId w:val="2"/>
-        </w:numPr>
-        <w:spacing w:after="60" w:before="60"/>
-      </w:pPr>
-      <w:r>
-        <w:rPr>
-          <w:rFonts w:ascii="Arial" w:cs="Arial" w:eastAsia="Arial" w:hAnsi="Arial"/>
-          <w:color w:val="333333"/>
-          <w:sz w:val="22"/>
-          <w:szCs w:val="22"/>
-        </w:rPr>
-        <w:t xml:space="preserve">スマホブラウザ対応（レスポンシブ化）</w:t>
+        <w:t xml:space="preserve">議論モード選択（直列/並列）の実装</w:t>
       </w:r>
     </w:p>
     <w:p>
@@ -7631,6 +8322,67 @@
           </w:p>
         </w:tc>
       </w:tr>
+      <w:tr>
+        <w:tc>
+          <w:tcPr>
+            <w:tcW w:type="dxa" w:w="3000"/>
+            <w:tcBorders>
+              <w:top w:val="single" w:color="DDDDDD" w:sz="1"/>
+              <w:left w:val="single" w:color="DDDDDD" w:sz="1"/>
+              <w:bottom w:val="single" w:color="DDDDDD" w:sz="1"/>
+              <w:right w:val="single" w:color="DDDDDD" w:sz="1"/>
+            </w:tcBorders>
+            <w:shd w:fill="E8F0F8" w:val="clear"/>
+            <w:tcMar>
+              <w:top w:type="dxa" w:w="100"/>
+              <w:left w:type="dxa" w:w="140"/>
+              <w:bottom w:type="dxa" w:w="100"/>
+              <w:right w:type="dxa" w:w="140"/>
+            </w:tcMar>
+          </w:tcPr>
+          <w:p>
+            <w:r>
+              <w:rPr>
+                <w:rFonts w:ascii="Arial" w:cs="Arial" w:eastAsia="Arial" w:hAnsi="Arial"/>
+                <w:b/>
+                <w:bCs/>
+                <w:color w:val="1A6BB5"/>
+                <w:sz w:val="22"/>
+                <w:szCs w:val="22"/>
+              </w:rPr>
+              <w:t xml:space="preserve">Gemini API移行期問題</w:t>
+            </w:r>
+          </w:p>
+        </w:tc>
+        <w:tc>
+          <w:tcPr>
+            <w:tcW w:type="dxa" w:w="6026"/>
+            <w:tcBorders>
+              <w:top w:val="single" w:color="DDDDDD" w:sz="1"/>
+              <w:left w:val="single" w:color="DDDDDD" w:sz="1"/>
+              <w:bottom w:val="single" w:color="DDDDDD" w:sz="1"/>
+              <w:right w:val="single" w:color="DDDDDD" w:sz="1"/>
+            </w:tcBorders>
+            <w:tcMar>
+              <w:top w:type="dxa" w:w="100"/>
+              <w:left w:type="dxa" w:w="140"/>
+              <w:bottom w:type="dxa" w:w="100"/>
+              <w:right w:type="dxa" w:w="140"/>
+            </w:tcMar>
+          </w:tcPr>
+          <w:p>
+            <w:r>
+              <w:rPr>
+                <w:rFonts w:ascii="Arial" w:cs="Arial" w:eastAsia="Arial" w:hAnsi="Arial"/>
+                <w:color w:val="333333"/>
+                <w:sz w:val="22"/>
+                <w:szCs w:val="22"/>
+              </w:rPr>
+              <w:t xml:space="preserve">GoogleがAQ.形式への移行中。現在はモックで対応、修正後に本物を繋ぐ。</w:t>
+            </w:r>
+          </w:p>
+        </w:tc>
+      </w:tr>
     </w:tbl>
     <w:p>
       <w:pPr>
@@ -7772,7 +8524,7 @@
           <w:sz w:val="22"/>
           <w:szCs w:val="22"/>
         </w:rPr>
-        <w:t xml:space="preserve">プロトタイプのUI改善（ヘッダーテキスト削除・言語設定・モバイル最適化）</w:t>
+        <w:t xml:space="preserve">議論モード選択（直列/並列）の実装</w:t>
       </w:r>
     </w:p>
     <w:p>
@@ -7791,7 +8543,7 @@
           <w:sz w:val="22"/>
           <w:szCs w:val="22"/>
         </w:rPr>
-        <w:t xml:space="preserve">プロンプト自動最適化の設計・実装</w:t>
+        <w:t xml:space="preserve">GPTのAPIクレジットチャージ後に本物API接続テスト</w:t>
       </w:r>
     </w:p>
     <w:p>
@@ -7810,7 +8562,7 @@
           <w:sz w:val="22"/>
           <w:szCs w:val="22"/>
         </w:rPr>
-        <w:t xml:space="preserve">APIキー設定マニュアルの骨子作成</w:t>
+        <w:t xml:space="preserve">Gemini API問題の解決を待って接続</w:t>
       </w:r>
     </w:p>
     <w:p>
@@ -7829,7 +8581,7 @@
           <w:sz w:val="22"/>
           <w:szCs w:val="22"/>
         </w:rPr>
-        <w:t xml:space="preserve">価格帯の市場検証（SNSでのアンケート等）</w:t>
+        <w:t xml:space="preserve">サブスク決済システムの導入</w:t>
       </w:r>
     </w:p>
     <w:p>
@@ -7848,7 +8600,7 @@
           <w:sz w:val="22"/>
           <w:szCs w:val="22"/>
         </w:rPr>
-        <w:t xml:space="preserve">ベータテスターの募集</w:t>
+        <w:t xml:space="preserve">APIキー設定マニュアル・動画の作成</w:t>
       </w:r>
     </w:p>
     <w:p>
@@ -7867,7 +8619,45 @@
           <w:sz w:val="22"/>
           <w:szCs w:val="22"/>
         </w:rPr>
-        <w:t xml:space="preserve">プライバシーポリシーの草案作成（リリース前に弁護士チェック）</w:t>
+        <w:t xml:space="preserve">価格帯の市場検証（SNSでのアンケート等）</w:t>
+      </w:r>
+    </w:p>
+    <w:p>
+      <w:pPr>
+        <w:pStyle w:val="ListParagraph"/>
+        <w:numPr>
+          <w:ilvl w:val="0"/>
+          <w:numId w:val="2"/>
+        </w:numPr>
+        <w:spacing w:after="60" w:before="60"/>
+      </w:pPr>
+      <w:r>
+        <w:rPr>
+          <w:rFonts w:ascii="Arial" w:cs="Arial" w:eastAsia="Arial" w:hAnsi="Arial"/>
+          <w:color w:val="333333"/>
+          <w:sz w:val="22"/>
+          <w:szCs w:val="22"/>
+        </w:rPr>
+        <w:t xml:space="preserve">ベータテスターの募集</w:t>
+      </w:r>
+    </w:p>
+    <w:p>
+      <w:pPr>
+        <w:pStyle w:val="ListParagraph"/>
+        <w:numPr>
+          <w:ilvl w:val="0"/>
+          <w:numId w:val="2"/>
+        </w:numPr>
+        <w:spacing w:after="60" w:before="60"/>
+      </w:pPr>
+      <w:r>
+        <w:rPr>
+          <w:rFonts w:ascii="Arial" w:cs="Arial" w:eastAsia="Arial" w:hAnsi="Arial"/>
+          <w:color w:val="333333"/>
+          <w:sz w:val="22"/>
+          <w:szCs w:val="22"/>
+        </w:rPr>
+        <w:t xml:space="preserve">プライバシーポリシー・利用規約の草案作成（弁護士チェック）</w:t>
       </w:r>
     </w:p>
     <w:p>
